--- a/backend/routers/plantillas/cobra2.docx
+++ b/backend/routers/plantillas/cobra2.docx
@@ -1,6 +1,6 @@
 
 <file path=word/document.xml><?xml version="1.0" encoding="utf-8"?>
-<w:document xmlns:wpc="http://schemas.microsoft.com/office/word/2010/wordprocessingCanvas" xmlns:cx="http://schemas.microsoft.com/office/drawing/2014/chartex" xmlns:cx1="http://schemas.microsoft.com/office/drawing/2015/9/8/chartex" xmlns:cx2="http://schemas.microsoft.com/office/drawing/2015/10/21/chartex" xmlns:cx3="http://schemas.microsoft.com/office/drawing/2016/5/9/chartex" xmlns:cx4="http://schemas.microsoft.com/office/drawing/2016/5/10/chartex" xmlns:cx5="http://schemas.microsoft.com/office/drawing/2016/5/11/chartex" xmlns:cx6="http://schemas.microsoft.com/office/drawing/2016/5/12/chartex" xmlns:cx7="http://schemas.microsoft.com/office/drawing/2016/5/13/chartex" xmlns:cx8="http://schemas.microsoft.com/office/drawing/2016/5/14/chartex" xmlns:mc="http://schemas.openxmlformats.org/markup-compatibility/2006" xmlns:aink="http://schemas.microsoft.com/office/drawing/2016/ink" xmlns:am3d="http://schemas.microsoft.com/office/drawing/2017/model3d" xmlns:o="urn:schemas-microsoft-com:office:office" xmlns:oel="http://schemas.microsoft.com/office/2019/extlst" xmlns:r="http://schemas.openxmlformats.org/officeDocument/2006/relationships" xmlns:m="http://schemas.openxmlformats.org/officeDocument/2006/math" xmlns:v="urn:schemas-microsoft-com:vml" xmlns:wp14="http://schemas.microsoft.com/office/word/2010/wordprocessingDrawing" xmlns:wp="http://schemas.openxmlformats.org/drawingml/2006/wordprocessingDrawing" xmlns:w10="urn:schemas-microsoft-com:office:word" xmlns:w="http://schemas.openxmlformats.org/wordprocessingml/2006/main" xmlns:w14="http://schemas.microsoft.com/office/word/2010/wordml" xmlns:w15="http://schemas.microsoft.com/office/word/2012/wordml" xmlns:w16cex="http://schemas.microsoft.com/office/word/2018/wordml/cex" xmlns:w16cid="http://schemas.microsoft.com/office/word/2016/wordml/cid" xmlns:w16="http://schemas.microsoft.com/office/word/2018/wordml" xmlns:w16du="http://schemas.microsoft.com/office/word/2023/wordml/word16du" xmlns:w16sdtdh="http://schemas.microsoft.com/office/word/2020/wordml/sdtdatahash" xmlns:w16sdtfl="http://schemas.microsoft.com/office/word/2024/wordml/sdtformatlock" xmlns:w16se="http://schemas.microsoft.com/office/word/2015/wordml/symex" xmlns:wpg="http://schemas.microsoft.com/office/word/2010/wordprocessingGroup" xmlns:wpi="http://schemas.microsoft.com/office/word/2010/wordprocessingInk" xmlns:wne="http://schemas.microsoft.com/office/word/2006/wordml" xmlns:wps="http://schemas.microsoft.com/office/word/2010/wordprocessingShape" mc:Ignorable="w14 w15 w16se w16cid w16 w16cex w16sdtdh w16sdtfl w16du wp14">
+<w:document xmlns:wpc="http://schemas.microsoft.com/office/word/2010/wordprocessingCanvas" xmlns:cx="http://schemas.microsoft.com/office/drawing/2014/chartex" xmlns:cx1="http://schemas.microsoft.com/office/drawing/2015/9/8/chartex" xmlns:cx2="http://schemas.microsoft.com/office/drawing/2015/10/21/chartex" xmlns:cx3="http://schemas.microsoft.com/office/drawing/2016/5/9/chartex" xmlns:cx4="http://schemas.microsoft.com/office/drawing/2016/5/10/chartex" xmlns:cx5="http://schemas.microsoft.com/office/drawing/2016/5/11/chartex" xmlns:cx6="http://schemas.microsoft.com/office/drawing/2016/5/12/chartex" xmlns:cx7="http://schemas.microsoft.com/office/drawing/2016/5/13/chartex" xmlns:cx8="http://schemas.microsoft.com/office/drawing/2016/5/14/chartex" xmlns:mc="http://schemas.openxmlformats.org/markup-compatibility/2006" xmlns:aink="http://schemas.microsoft.com/office/drawing/2016/ink" xmlns:am3d="http://schemas.microsoft.com/office/drawing/2017/model3d" xmlns:o="urn:schemas-microsoft-com:office:office" xmlns:oel="http://schemas.microsoft.com/office/2019/extlst" xmlns:r="http://schemas.openxmlformats.org/officeDocument/2006/relationships" xmlns:m="http://schemas.openxmlformats.org/officeDocument/2006/math" xmlns:v="urn:schemas-microsoft-com:vml" xmlns:wp14="http://schemas.microsoft.com/office/word/2010/wordprocessingDrawing" xmlns:wp="http://schemas.openxmlformats.org/drawingml/2006/wordprocessingDrawing" xmlns:w10="urn:schemas-microsoft-com:office:word" xmlns:w="http://schemas.openxmlformats.org/wordprocessingml/2006/main" xmlns:w14="http://schemas.microsoft.com/office/word/2010/wordml" xmlns:w15="http://schemas.microsoft.com/office/word/2012/wordml" xmlns:w16cei="http://schemas.microsoft.com/office/word/2026/wordml/cei" xmlns:w16cex="http://schemas.microsoft.com/office/word/2018/wordml/cex" xmlns:w16cid="http://schemas.microsoft.com/office/word/2016/wordml/cid" xmlns:w16="http://schemas.microsoft.com/office/word/2018/wordml" xmlns:w16du="http://schemas.microsoft.com/office/word/2023/wordml/word16du" xmlns:w16sdtdh="http://schemas.microsoft.com/office/word/2020/wordml/sdtdatahash" xmlns:w16sdtfl="http://schemas.microsoft.com/office/word/2024/wordml/sdtformatlock" xmlns:w16se="http://schemas.microsoft.com/office/word/2015/wordml/symex" xmlns:wpg="http://schemas.microsoft.com/office/word/2010/wordprocessingGroup" xmlns:wpi="http://schemas.microsoft.com/office/word/2010/wordprocessingInk" xmlns:wne="http://schemas.microsoft.com/office/word/2006/wordml" xmlns:wps="http://schemas.microsoft.com/office/word/2010/wordprocessingShape" mc:Ignorable="w14 w15 w16se w16cid w16 w16cex w16sdtdh w16sdtfl w16du wp14">
   <w:body>
     <w:p>
       <w:pPr>
@@ -754,13 +754,13 @@
           <w:sz w:val="20"/>
         </w:rPr>
         <w:drawing>
-          <wp:anchor distT="0" distB="0" distL="114300" distR="114300" simplePos="0" relativeHeight="251659264" behindDoc="0" locked="0" layoutInCell="1" allowOverlap="1" wp14:anchorId="3006B3BB" wp14:editId="0C29CBBA">
+          <wp:anchor distT="0" distB="0" distL="114300" distR="114300" simplePos="0" relativeHeight="251659264" behindDoc="0" locked="0" layoutInCell="1" allowOverlap="1" wp14:anchorId="3006B3BB" wp14:editId="70CCBC31">
             <wp:simplePos x="0" y="0"/>
             <wp:positionH relativeFrom="margin">
               <wp:align>center</wp:align>
             </wp:positionH>
             <wp:positionV relativeFrom="paragraph">
-              <wp:posOffset>38524</wp:posOffset>
+              <wp:posOffset>47154</wp:posOffset>
             </wp:positionV>
             <wp:extent cx="2408222" cy="1426889"/>
             <wp:effectExtent l="0" t="0" r="0" b="0"/>
@@ -863,8 +863,8 @@
       <w:footerReference w:type="default" r:id="rId13"/>
       <w:headerReference w:type="first" r:id="rId14"/>
       <w:footerReference w:type="first" r:id="rId15"/>
-      <w:pgSz w:w="11906" w:h="16838"/>
-      <w:pgMar w:top="1417" w:right="1701" w:bottom="1417" w:left="1701" w:header="720" w:footer="720" w:gutter="0"/>
+      <w:pgSz w:w="11906" w:h="16838" w:code="9"/>
+      <w:pgMar w:top="851" w:right="851" w:bottom="851" w:left="851" w:header="720" w:footer="720" w:gutter="0"/>
       <w:cols w:space="720"/>
       <w:docGrid w:linePitch="299"/>
     </w:sectPr>
@@ -873,7 +873,7 @@
 </file>
 
 <file path=word/endnotes.xml><?xml version="1.0" encoding="utf-8"?>
-<w:endnotes xmlns:wpc="http://schemas.microsoft.com/office/word/2010/wordprocessingCanvas" xmlns:cx="http://schemas.microsoft.com/office/drawing/2014/chartex" xmlns:cx1="http://schemas.microsoft.com/office/drawing/2015/9/8/chartex" xmlns:cx2="http://schemas.microsoft.com/office/drawing/2015/10/21/chartex" xmlns:cx3="http://schemas.microsoft.com/office/drawing/2016/5/9/chartex" xmlns:cx4="http://schemas.microsoft.com/office/drawing/2016/5/10/chartex" xmlns:cx5="http://schemas.microsoft.com/office/drawing/2016/5/11/chartex" xmlns:cx6="http://schemas.microsoft.com/office/drawing/2016/5/12/chartex" xmlns:cx7="http://schemas.microsoft.com/office/drawing/2016/5/13/chartex" xmlns:cx8="http://schemas.microsoft.com/office/drawing/2016/5/14/chartex" xmlns:mc="http://schemas.openxmlformats.org/markup-compatibility/2006" xmlns:aink="http://schemas.microsoft.com/office/drawing/2016/ink" xmlns:am3d="http://schemas.microsoft.com/office/drawing/2017/model3d" xmlns:o="urn:schemas-microsoft-com:office:office" xmlns:oel="http://schemas.microsoft.com/office/2019/extlst" xmlns:r="http://schemas.openxmlformats.org/officeDocument/2006/relationships" xmlns:m="http://schemas.openxmlformats.org/officeDocument/2006/math" xmlns:v="urn:schemas-microsoft-com:vml" xmlns:wp14="http://schemas.microsoft.com/office/word/2010/wordprocessingDrawing" xmlns:wp="http://schemas.openxmlformats.org/drawingml/2006/wordprocessingDrawing" xmlns:w10="urn:schemas-microsoft-com:office:word" xmlns:w="http://schemas.openxmlformats.org/wordprocessingml/2006/main" xmlns:w14="http://schemas.microsoft.com/office/word/2010/wordml" xmlns:w15="http://schemas.microsoft.com/office/word/2012/wordml" xmlns:w16cex="http://schemas.microsoft.com/office/word/2018/wordml/cex" xmlns:w16cid="http://schemas.microsoft.com/office/word/2016/wordml/cid" xmlns:w16="http://schemas.microsoft.com/office/word/2018/wordml" xmlns:w16du="http://schemas.microsoft.com/office/word/2023/wordml/word16du" xmlns:w16sdtdh="http://schemas.microsoft.com/office/word/2020/wordml/sdtdatahash" xmlns:w16sdtfl="http://schemas.microsoft.com/office/word/2024/wordml/sdtformatlock" xmlns:w16se="http://schemas.microsoft.com/office/word/2015/wordml/symex" xmlns:wpg="http://schemas.microsoft.com/office/word/2010/wordprocessingGroup" xmlns:wpi="http://schemas.microsoft.com/office/word/2010/wordprocessingInk" xmlns:wne="http://schemas.microsoft.com/office/word/2006/wordml" xmlns:wps="http://schemas.microsoft.com/office/word/2010/wordprocessingShape" mc:Ignorable="w14 w15 w16se w16cid w16 w16cex w16sdtdh w16sdtfl w16du wp14">
+<w:endnotes xmlns:wpc="http://schemas.microsoft.com/office/word/2010/wordprocessingCanvas" xmlns:cx="http://schemas.microsoft.com/office/drawing/2014/chartex" xmlns:cx1="http://schemas.microsoft.com/office/drawing/2015/9/8/chartex" xmlns:cx2="http://schemas.microsoft.com/office/drawing/2015/10/21/chartex" xmlns:cx3="http://schemas.microsoft.com/office/drawing/2016/5/9/chartex" xmlns:cx4="http://schemas.microsoft.com/office/drawing/2016/5/10/chartex" xmlns:cx5="http://schemas.microsoft.com/office/drawing/2016/5/11/chartex" xmlns:cx6="http://schemas.microsoft.com/office/drawing/2016/5/12/chartex" xmlns:cx7="http://schemas.microsoft.com/office/drawing/2016/5/13/chartex" xmlns:cx8="http://schemas.microsoft.com/office/drawing/2016/5/14/chartex" xmlns:mc="http://schemas.openxmlformats.org/markup-compatibility/2006" xmlns:aink="http://schemas.microsoft.com/office/drawing/2016/ink" xmlns:am3d="http://schemas.microsoft.com/office/drawing/2017/model3d" xmlns:o="urn:schemas-microsoft-com:office:office" xmlns:oel="http://schemas.microsoft.com/office/2019/extlst" xmlns:r="http://schemas.openxmlformats.org/officeDocument/2006/relationships" xmlns:m="http://schemas.openxmlformats.org/officeDocument/2006/math" xmlns:v="urn:schemas-microsoft-com:vml" xmlns:wp14="http://schemas.microsoft.com/office/word/2010/wordprocessingDrawing" xmlns:wp="http://schemas.openxmlformats.org/drawingml/2006/wordprocessingDrawing" xmlns:w10="urn:schemas-microsoft-com:office:word" xmlns:w="http://schemas.openxmlformats.org/wordprocessingml/2006/main" xmlns:w14="http://schemas.microsoft.com/office/word/2010/wordml" xmlns:w15="http://schemas.microsoft.com/office/word/2012/wordml" xmlns:w16cei="http://schemas.microsoft.com/office/word/2026/wordml/cei" xmlns:w16cex="http://schemas.microsoft.com/office/word/2018/wordml/cex" xmlns:w16cid="http://schemas.microsoft.com/office/word/2016/wordml/cid" xmlns:w16="http://schemas.microsoft.com/office/word/2018/wordml" xmlns:w16du="http://schemas.microsoft.com/office/word/2023/wordml/word16du" xmlns:w16sdtdh="http://schemas.microsoft.com/office/word/2020/wordml/sdtdatahash" xmlns:w16sdtfl="http://schemas.microsoft.com/office/word/2024/wordml/sdtformatlock" xmlns:w16se="http://schemas.microsoft.com/office/word/2015/wordml/symex" xmlns:wpg="http://schemas.microsoft.com/office/word/2010/wordprocessingGroup" xmlns:wpi="http://schemas.microsoft.com/office/word/2010/wordprocessingInk" xmlns:wne="http://schemas.microsoft.com/office/word/2006/wordml" xmlns:wps="http://schemas.microsoft.com/office/word/2010/wordprocessingShape" mc:Ignorable="w14 w15 w16se w16cid w16 w16cex w16sdtdh w16sdtfl w16du wp14">
   <w:endnote w:type="separator" w:id="-1">
     <w:p>
       <w:pPr>
@@ -898,7 +898,7 @@
 </file>
 
 <file path=word/footer1.xml><?xml version="1.0" encoding="utf-8"?>
-<w:ftr xmlns:wpc="http://schemas.microsoft.com/office/word/2010/wordprocessingCanvas" xmlns:cx="http://schemas.microsoft.com/office/drawing/2014/chartex" xmlns:cx1="http://schemas.microsoft.com/office/drawing/2015/9/8/chartex" xmlns:cx2="http://schemas.microsoft.com/office/drawing/2015/10/21/chartex" xmlns:cx3="http://schemas.microsoft.com/office/drawing/2016/5/9/chartex" xmlns:cx4="http://schemas.microsoft.com/office/drawing/2016/5/10/chartex" xmlns:cx5="http://schemas.microsoft.com/office/drawing/2016/5/11/chartex" xmlns:cx6="http://schemas.microsoft.com/office/drawing/2016/5/12/chartex" xmlns:cx7="http://schemas.microsoft.com/office/drawing/2016/5/13/chartex" xmlns:cx8="http://schemas.microsoft.com/office/drawing/2016/5/14/chartex" xmlns:mc="http://schemas.openxmlformats.org/markup-compatibility/2006" xmlns:aink="http://schemas.microsoft.com/office/drawing/2016/ink" xmlns:am3d="http://schemas.microsoft.com/office/drawing/2017/model3d" xmlns:o="urn:schemas-microsoft-com:office:office" xmlns:oel="http://schemas.microsoft.com/office/2019/extlst" xmlns:r="http://schemas.openxmlformats.org/officeDocument/2006/relationships" xmlns:m="http://schemas.openxmlformats.org/officeDocument/2006/math" xmlns:v="urn:schemas-microsoft-com:vml" xmlns:wp14="http://schemas.microsoft.com/office/word/2010/wordprocessingDrawing" xmlns:wp="http://schemas.openxmlformats.org/drawingml/2006/wordprocessingDrawing" xmlns:w10="urn:schemas-microsoft-com:office:word" xmlns:w="http://schemas.openxmlformats.org/wordprocessingml/2006/main" xmlns:w14="http://schemas.microsoft.com/office/word/2010/wordml" xmlns:w15="http://schemas.microsoft.com/office/word/2012/wordml" xmlns:w16cex="http://schemas.microsoft.com/office/word/2018/wordml/cex" xmlns:w16cid="http://schemas.microsoft.com/office/word/2016/wordml/cid" xmlns:w16="http://schemas.microsoft.com/office/word/2018/wordml" xmlns:w16du="http://schemas.microsoft.com/office/word/2023/wordml/word16du" xmlns:w16sdtdh="http://schemas.microsoft.com/office/word/2020/wordml/sdtdatahash" xmlns:w16sdtfl="http://schemas.microsoft.com/office/word/2024/wordml/sdtformatlock" xmlns:w16se="http://schemas.microsoft.com/office/word/2015/wordml/symex" xmlns:wpg="http://schemas.microsoft.com/office/word/2010/wordprocessingGroup" xmlns:wpi="http://schemas.microsoft.com/office/word/2010/wordprocessingInk" xmlns:wne="http://schemas.microsoft.com/office/word/2006/wordml" xmlns:wps="http://schemas.microsoft.com/office/word/2010/wordprocessingShape" mc:Ignorable="w14 w15 w16se w16cid w16 w16cex w16sdtdh w16sdtfl w16du wp14">
+<w:ftr xmlns:wpc="http://schemas.microsoft.com/office/word/2010/wordprocessingCanvas" xmlns:cx="http://schemas.microsoft.com/office/drawing/2014/chartex" xmlns:cx1="http://schemas.microsoft.com/office/drawing/2015/9/8/chartex" xmlns:cx2="http://schemas.microsoft.com/office/drawing/2015/10/21/chartex" xmlns:cx3="http://schemas.microsoft.com/office/drawing/2016/5/9/chartex" xmlns:cx4="http://schemas.microsoft.com/office/drawing/2016/5/10/chartex" xmlns:cx5="http://schemas.microsoft.com/office/drawing/2016/5/11/chartex" xmlns:cx6="http://schemas.microsoft.com/office/drawing/2016/5/12/chartex" xmlns:cx7="http://schemas.microsoft.com/office/drawing/2016/5/13/chartex" xmlns:cx8="http://schemas.microsoft.com/office/drawing/2016/5/14/chartex" xmlns:mc="http://schemas.openxmlformats.org/markup-compatibility/2006" xmlns:aink="http://schemas.microsoft.com/office/drawing/2016/ink" xmlns:am3d="http://schemas.microsoft.com/office/drawing/2017/model3d" xmlns:o="urn:schemas-microsoft-com:office:office" xmlns:oel="http://schemas.microsoft.com/office/2019/extlst" xmlns:r="http://schemas.openxmlformats.org/officeDocument/2006/relationships" xmlns:m="http://schemas.openxmlformats.org/officeDocument/2006/math" xmlns:v="urn:schemas-microsoft-com:vml" xmlns:wp14="http://schemas.microsoft.com/office/word/2010/wordprocessingDrawing" xmlns:wp="http://schemas.openxmlformats.org/drawingml/2006/wordprocessingDrawing" xmlns:w10="urn:schemas-microsoft-com:office:word" xmlns:w="http://schemas.openxmlformats.org/wordprocessingml/2006/main" xmlns:w14="http://schemas.microsoft.com/office/word/2010/wordml" xmlns:w15="http://schemas.microsoft.com/office/word/2012/wordml" xmlns:w16cei="http://schemas.microsoft.com/office/word/2026/wordml/cei" xmlns:w16cex="http://schemas.microsoft.com/office/word/2018/wordml/cex" xmlns:w16cid="http://schemas.microsoft.com/office/word/2016/wordml/cid" xmlns:w16="http://schemas.microsoft.com/office/word/2018/wordml" xmlns:w16du="http://schemas.microsoft.com/office/word/2023/wordml/word16du" xmlns:w16sdtdh="http://schemas.microsoft.com/office/word/2020/wordml/sdtdatahash" xmlns:w16sdtfl="http://schemas.microsoft.com/office/word/2024/wordml/sdtformatlock" xmlns:w16se="http://schemas.microsoft.com/office/word/2015/wordml/symex" xmlns:wpg="http://schemas.microsoft.com/office/word/2010/wordprocessingGroup" xmlns:wpi="http://schemas.microsoft.com/office/word/2010/wordprocessingInk" xmlns:wne="http://schemas.microsoft.com/office/word/2006/wordml" xmlns:wps="http://schemas.microsoft.com/office/word/2010/wordprocessingShape" mc:Ignorable="w14 w15 w16se w16cid w16 w16cex w16sdtdh w16sdtfl w16du wp14">
   <w:p>
     <w:pPr>
       <w:pStyle w:val="Piedepgina"/>
@@ -908,28 +908,29 @@
 </file>
 
 <file path=word/footer2.xml><?xml version="1.0" encoding="utf-8"?>
-<w:ftr xmlns:wpc="http://schemas.microsoft.com/office/word/2010/wordprocessingCanvas" xmlns:cx="http://schemas.microsoft.com/office/drawing/2014/chartex" xmlns:cx1="http://schemas.microsoft.com/office/drawing/2015/9/8/chartex" xmlns:cx2="http://schemas.microsoft.com/office/drawing/2015/10/21/chartex" xmlns:cx3="http://schemas.microsoft.com/office/drawing/2016/5/9/chartex" xmlns:cx4="http://schemas.microsoft.com/office/drawing/2016/5/10/chartex" xmlns:cx5="http://schemas.microsoft.com/office/drawing/2016/5/11/chartex" xmlns:cx6="http://schemas.microsoft.com/office/drawing/2016/5/12/chartex" xmlns:cx7="http://schemas.microsoft.com/office/drawing/2016/5/13/chartex" xmlns:cx8="http://schemas.microsoft.com/office/drawing/2016/5/14/chartex" xmlns:mc="http://schemas.openxmlformats.org/markup-compatibility/2006" xmlns:aink="http://schemas.microsoft.com/office/drawing/2016/ink" xmlns:am3d="http://schemas.microsoft.com/office/drawing/2017/model3d" xmlns:o="urn:schemas-microsoft-com:office:office" xmlns:oel="http://schemas.microsoft.com/office/2019/extlst" xmlns:r="http://schemas.openxmlformats.org/officeDocument/2006/relationships" xmlns:m="http://schemas.openxmlformats.org/officeDocument/2006/math" xmlns:v="urn:schemas-microsoft-com:vml" xmlns:wp14="http://schemas.microsoft.com/office/word/2010/wordprocessingDrawing" xmlns:wp="http://schemas.openxmlformats.org/drawingml/2006/wordprocessingDrawing" xmlns:w10="urn:schemas-microsoft-com:office:word" xmlns:w="http://schemas.openxmlformats.org/wordprocessingml/2006/main" xmlns:w14="http://schemas.microsoft.com/office/word/2010/wordml" xmlns:w15="http://schemas.microsoft.com/office/word/2012/wordml" xmlns:w16cex="http://schemas.microsoft.com/office/word/2018/wordml/cex" xmlns:w16cid="http://schemas.microsoft.com/office/word/2016/wordml/cid" xmlns:w16="http://schemas.microsoft.com/office/word/2018/wordml" xmlns:w16du="http://schemas.microsoft.com/office/word/2023/wordml/word16du" xmlns:w16sdtdh="http://schemas.microsoft.com/office/word/2020/wordml/sdtdatahash" xmlns:w16sdtfl="http://schemas.microsoft.com/office/word/2024/wordml/sdtformatlock" xmlns:w16se="http://schemas.microsoft.com/office/word/2015/wordml/symex" xmlns:wpg="http://schemas.microsoft.com/office/word/2010/wordprocessingGroup" xmlns:wpi="http://schemas.microsoft.com/office/word/2010/wordprocessingInk" xmlns:wne="http://schemas.microsoft.com/office/word/2006/wordml" xmlns:wps="http://schemas.microsoft.com/office/word/2010/wordprocessingShape" mc:Ignorable="w14 w15 w16se w16cid w16 w16cex w16sdtdh w16sdtfl w16du wp14">
+<w:ftr xmlns:wpc="http://schemas.microsoft.com/office/word/2010/wordprocessingCanvas" xmlns:cx="http://schemas.microsoft.com/office/drawing/2014/chartex" xmlns:cx1="http://schemas.microsoft.com/office/drawing/2015/9/8/chartex" xmlns:cx2="http://schemas.microsoft.com/office/drawing/2015/10/21/chartex" xmlns:cx3="http://schemas.microsoft.com/office/drawing/2016/5/9/chartex" xmlns:cx4="http://schemas.microsoft.com/office/drawing/2016/5/10/chartex" xmlns:cx5="http://schemas.microsoft.com/office/drawing/2016/5/11/chartex" xmlns:cx6="http://schemas.microsoft.com/office/drawing/2016/5/12/chartex" xmlns:cx7="http://schemas.microsoft.com/office/drawing/2016/5/13/chartex" xmlns:cx8="http://schemas.microsoft.com/office/drawing/2016/5/14/chartex" xmlns:mc="http://schemas.openxmlformats.org/markup-compatibility/2006" xmlns:aink="http://schemas.microsoft.com/office/drawing/2016/ink" xmlns:am3d="http://schemas.microsoft.com/office/drawing/2017/model3d" xmlns:o="urn:schemas-microsoft-com:office:office" xmlns:oel="http://schemas.microsoft.com/office/2019/extlst" xmlns:r="http://schemas.openxmlformats.org/officeDocument/2006/relationships" xmlns:m="http://schemas.openxmlformats.org/officeDocument/2006/math" xmlns:v="urn:schemas-microsoft-com:vml" xmlns:wp14="http://schemas.microsoft.com/office/word/2010/wordprocessingDrawing" xmlns:wp="http://schemas.openxmlformats.org/drawingml/2006/wordprocessingDrawing" xmlns:w10="urn:schemas-microsoft-com:office:word" xmlns:w="http://schemas.openxmlformats.org/wordprocessingml/2006/main" xmlns:w14="http://schemas.microsoft.com/office/word/2010/wordml" xmlns:w15="http://schemas.microsoft.com/office/word/2012/wordml" xmlns:w16cei="http://schemas.microsoft.com/office/word/2026/wordml/cei" xmlns:w16cex="http://schemas.microsoft.com/office/word/2018/wordml/cex" xmlns:w16cid="http://schemas.microsoft.com/office/word/2016/wordml/cid" xmlns:w16="http://schemas.microsoft.com/office/word/2018/wordml" xmlns:w16du="http://schemas.microsoft.com/office/word/2023/wordml/word16du" xmlns:w16sdtdh="http://schemas.microsoft.com/office/word/2020/wordml/sdtdatahash" xmlns:w16sdtfl="http://schemas.microsoft.com/office/word/2024/wordml/sdtformatlock" xmlns:w16se="http://schemas.microsoft.com/office/word/2015/wordml/symex" xmlns:wpg="http://schemas.microsoft.com/office/word/2010/wordprocessingGroup" xmlns:wpi="http://schemas.microsoft.com/office/word/2010/wordprocessingInk" xmlns:wne="http://schemas.microsoft.com/office/word/2006/wordml" xmlns:wps="http://schemas.microsoft.com/office/word/2010/wordprocessingShape" mc:Ignorable="w14 w15 w16se w16cid w16 w16cex w16sdtdh w16sdtfl w16du wp14">
   <w:p>
     <w:pPr>
       <w:pStyle w:val="Piedepgina"/>
     </w:pPr>
     <w:r>
       <w:rPr>
+        <w:rFonts w:ascii="Arial" w:hAnsi="Arial" w:cs="Arial"/>
         <w:noProof/>
       </w:rPr>
       <mc:AlternateContent>
         <mc:Choice Requires="wpg">
           <w:drawing>
-            <wp:anchor distT="0" distB="0" distL="114300" distR="114300" simplePos="0" relativeHeight="251676672" behindDoc="0" locked="0" layoutInCell="1" allowOverlap="1" wp14:anchorId="2F4B1131" wp14:editId="0D1BC352">
+            <wp:anchor distT="0" distB="0" distL="114300" distR="114300" simplePos="0" relativeHeight="251680768" behindDoc="0" locked="0" layoutInCell="1" allowOverlap="1" wp14:anchorId="3C578AB2" wp14:editId="142C5D17">
               <wp:simplePos x="0" y="0"/>
               <wp:positionH relativeFrom="margin">
-                <wp:posOffset>771954</wp:posOffset>
+                <wp:posOffset>439093</wp:posOffset>
               </wp:positionH>
               <wp:positionV relativeFrom="paragraph">
-                <wp:posOffset>-187960</wp:posOffset>
+                <wp:posOffset>-135802</wp:posOffset>
               </wp:positionV>
-              <wp:extent cx="4660323" cy="755069"/>
-              <wp:effectExtent l="0" t="0" r="26035" b="26035"/>
+              <wp:extent cx="6172200" cy="683562"/>
+              <wp:effectExtent l="0" t="0" r="19050" b="21590"/>
               <wp:wrapNone/>
               <wp:docPr id="1956561239" name="Grupo 7"/>
               <wp:cNvGraphicFramePr/>
@@ -940,9 +941,9 @@
                     <wpg:grpSpPr>
                       <a:xfrm>
                         <a:off x="0" y="0"/>
-                        <a:ext cx="4660323" cy="755069"/>
-                        <a:chOff x="1644424" y="0"/>
-                        <a:chExt cx="4660323" cy="755069"/>
+                        <a:ext cx="6172200" cy="683562"/>
+                        <a:chOff x="1644424" y="-4390"/>
+                        <a:chExt cx="4658908" cy="662884"/>
                       </a:xfrm>
                     </wpg:grpSpPr>
                     <pic:pic xmlns:pic="http://schemas.openxmlformats.org/drawingml/2006/picture">
@@ -967,7 +968,7 @@
                       </pic:blipFill>
                       <pic:spPr bwMode="auto">
                         <a:xfrm>
-                          <a:off x="1644424" y="133353"/>
+                          <a:off x="1644424" y="120184"/>
                           <a:ext cx="1291635" cy="479255"/>
                         </a:xfrm>
                         <a:prstGeom prst="rect">
@@ -989,10 +990,10 @@
                       <wpg:cNvGrpSpPr/>
                       <wpg:grpSpPr>
                         <a:xfrm>
-                          <a:off x="2948384" y="0"/>
-                          <a:ext cx="3356363" cy="755069"/>
-                          <a:chOff x="1700018" y="-16842"/>
-                          <a:chExt cx="3584055" cy="755069"/>
+                          <a:off x="2948388" y="-4390"/>
+                          <a:ext cx="3354944" cy="662884"/>
+                          <a:chOff x="1700022" y="-21232"/>
+                          <a:chExt cx="3582541" cy="662884"/>
                         </a:xfrm>
                       </wpg:grpSpPr>
                       <wpg:grpSp>
@@ -1000,10 +1001,10 @@
                         <wpg:cNvGrpSpPr/>
                         <wpg:grpSpPr>
                           <a:xfrm>
-                            <a:off x="1700018" y="-16842"/>
-                            <a:ext cx="3584055" cy="755069"/>
-                            <a:chOff x="1566465" y="-16849"/>
-                            <a:chExt cx="3302495" cy="755387"/>
+                            <a:off x="1700022" y="-21232"/>
+                            <a:ext cx="3582541" cy="658523"/>
+                            <a:chOff x="1566469" y="-21241"/>
+                            <a:chExt cx="3301099" cy="658803"/>
                           </a:xfrm>
                         </wpg:grpSpPr>
                         <wpg:grpSp>
@@ -1011,10 +1012,10 @@
                           <wpg:cNvGrpSpPr/>
                           <wpg:grpSpPr>
                             <a:xfrm>
-                              <a:off x="1566465" y="78005"/>
-                              <a:ext cx="1054117" cy="660533"/>
-                              <a:chOff x="1498611" y="70859"/>
-                              <a:chExt cx="1008457" cy="573134"/>
+                              <a:off x="1566469" y="111890"/>
+                              <a:ext cx="1625122" cy="525672"/>
+                              <a:chOff x="1498611" y="100262"/>
+                              <a:chExt cx="1554730" cy="456118"/>
                             </a:xfrm>
                           </wpg:grpSpPr>
                           <wps:wsp>
@@ -1024,8 +1025,8 @@
                             </wps:cNvSpPr>
                             <wps:spPr bwMode="auto">
                               <a:xfrm>
-                                <a:off x="1498611" y="70859"/>
-                                <a:ext cx="1008457" cy="573134"/>
+                                <a:off x="1498611" y="135376"/>
+                                <a:ext cx="1554730" cy="401915"/>
                               </a:xfrm>
                               <a:prstGeom prst="rect">
                                 <a:avLst/>
@@ -1047,13 +1048,17 @@
                                 <w:p>
                                   <w:pPr>
                                     <w:pStyle w:val="Sinespaciado"/>
+                                    <w:rPr>
+                                      <w:rFonts w:ascii="Arial" w:hAnsi="Arial" w:cs="Arial"/>
+                                    </w:rPr>
                                   </w:pPr>
                                   <w:r>
                                     <w:rPr>
+                                      <w:rFonts w:ascii="Arial" w:hAnsi="Arial" w:cs="Arial"/>
                                       <w:noProof/>
                                     </w:rPr>
                                     <w:drawing>
-                                      <wp:inline distT="0" distB="0" distL="0" distR="0" wp14:anchorId="26D81657" wp14:editId="62F6F52B">
+                                      <wp:inline distT="0" distB="0" distL="0" distR="0" wp14:anchorId="16261C7A" wp14:editId="4F1F2A58">
                                         <wp:extent cx="132080" cy="122555"/>
                                         <wp:effectExtent l="0" t="0" r="1270" b="0"/>
                                         <wp:docPr id="1131899075" name="Imagen 6" descr="Auricular con relleno sólido"/>
@@ -1089,28 +1094,24 @@
                                     </w:drawing>
                                   </w:r>
                                   <w:r>
-                                    <w:t xml:space="preserve"> 905 462 </w:t>
+                                    <w:rPr>
+                                      <w:rFonts w:ascii="Arial" w:hAnsi="Arial" w:cs="Arial"/>
+                                    </w:rPr>
+                                    <w:t xml:space="preserve"> 905 462 670 </w:t>
                                   </w:r>
                                   <w:r>
-                                    <w:t>6</w:t>
+                                    <w:rPr>
+                                      <w:rFonts w:ascii="Arial" w:hAnsi="Arial" w:cs="Arial"/>
+                                    </w:rPr>
+                                    <w:t xml:space="preserve"> </w:t>
                                   </w:r>
                                   <w:r>
-                                    <w:t xml:space="preserve">70  </w:t>
-                                  </w:r>
-                                  <w:r>
-                                    <w:t xml:space="preserve">     </w:t>
-                                  </w:r>
-                                </w:p>
-                                <w:p>
-                                  <w:pPr>
-                                    <w:pStyle w:val="Sinespaciado"/>
-                                  </w:pPr>
-                                  <w:r>
                                     <w:rPr>
+                                      <w:rFonts w:ascii="Arial" w:hAnsi="Arial" w:cs="Arial"/>
                                       <w:noProof/>
                                     </w:rPr>
                                     <w:drawing>
-                                      <wp:inline distT="0" distB="0" distL="0" distR="0" wp14:anchorId="0E4CE1B9" wp14:editId="367C3E10">
+                                      <wp:inline distT="0" distB="0" distL="0" distR="0" wp14:anchorId="79A84A62" wp14:editId="483A7854">
                                         <wp:extent cx="135236" cy="123825"/>
                                         <wp:effectExtent l="0" t="0" r="0" b="0"/>
                                         <wp:docPr id="2018067034" name="Gráfico 3" descr="Auricular con relleno sólido"/>
@@ -1152,31 +1153,32 @@
                                     </w:drawing>
                                   </w:r>
                                   <w:r>
-                                    <w:t xml:space="preserve"> </w:t>
-                                  </w:r>
-                                  <w:r>
-                                    <w:t>957 210 673</w:t>
-                                  </w:r>
-                                  <w:r>
-                                    <w:t xml:space="preserve">       </w:t>
-                                  </w:r>
-                                  <w:r>
-                                    <w:t xml:space="preserve">       </w:t>
-                                  </w:r>
-                                  <w:r>
-                                    <w:t xml:space="preserve">   </w:t>
+                                    <w:rPr>
+                                      <w:rFonts w:ascii="Arial" w:hAnsi="Arial" w:cs="Arial"/>
+                                    </w:rPr>
+                                    <w:t xml:space="preserve"> 957 210 673                 </w:t>
                                   </w:r>
                                 </w:p>
                                 <w:p>
                                   <w:pPr>
                                     <w:pStyle w:val="Sinespaciado"/>
+                                    <w:rPr>
+                                      <w:rFonts w:ascii="Arial" w:hAnsi="Arial" w:cs="Arial"/>
+                                    </w:rPr>
                                   </w:pPr>
                                   <w:r>
                                     <w:rPr>
+                                      <w:rFonts w:ascii="Arial" w:hAnsi="Arial" w:cs="Arial"/>
+                                    </w:rPr>
+                                    <w:t xml:space="preserve">              </w:t>
+                                  </w:r>
+                                  <w:r>
+                                    <w:rPr>
+                                      <w:rFonts w:ascii="Arial" w:hAnsi="Arial" w:cs="Arial"/>
                                       <w:noProof/>
                                     </w:rPr>
                                     <w:drawing>
-                                      <wp:inline distT="0" distB="0" distL="0" distR="0" wp14:anchorId="5765CD11" wp14:editId="7778FC89">
+                                      <wp:inline distT="0" distB="0" distL="0" distR="0" wp14:anchorId="0627098F" wp14:editId="22A65AAA">
                                         <wp:extent cx="135236" cy="123825"/>
                                         <wp:effectExtent l="0" t="0" r="0" b="0"/>
                                         <wp:docPr id="1147763922" name="Gráfico 3" descr="Auricular con relleno sólido"/>
@@ -1218,42 +1220,11 @@
                                     </w:drawing>
                                   </w:r>
                                   <w:r>
-                                    <w:t xml:space="preserve"> </w:t>
+                                    <w:rPr>
+                                      <w:rFonts w:ascii="Arial" w:hAnsi="Arial" w:cs="Arial"/>
+                                    </w:rPr>
+                                    <w:t xml:space="preserve"> 908 898 440               </w:t>
                                   </w:r>
-                                  <w:r>
-                                    <w:t>908 898 440</w:t>
-                                  </w:r>
-                                  <w:r>
-                                    <w:t xml:space="preserve">       </w:t>
-                                  </w:r>
-                                  <w:r>
-                                    <w:t xml:space="preserve">     </w:t>
-                                  </w:r>
-                                  <w:r>
-                                    <w:t xml:space="preserve"> </w:t>
-                                  </w:r>
-                                  <w:r>
-                                    <w:t xml:space="preserve">  </w:t>
-                                  </w:r>
-                                </w:p>
-                                <w:p>
-                                  <w:pPr>
-                                    <w:pStyle w:val="Sinespaciado"/>
-                                  </w:pPr>
-                                </w:p>
-                                <w:p>
-                                  <w:pPr>
-                                    <w:pStyle w:val="Sinespaciado"/>
-                                    <w:ind w:left="1416" w:firstLine="708"/>
-                                  </w:pPr>
-                                  <w:r>
-                                    <w:t xml:space="preserve"> </w:t>
-                                  </w:r>
-                                </w:p>
-                                <w:p>
-                                  <w:pPr>
-                                    <w:pStyle w:val="Sinespaciado"/>
-                                  </w:pPr>
                                 </w:p>
                               </w:txbxContent>
                             </wps:txbx>
@@ -1266,7 +1237,7 @@
                             <wps:cNvCnPr/>
                             <wps:spPr>
                               <a:xfrm>
-                                <a:off x="2445145" y="100262"/>
+                                <a:off x="3027313" y="100262"/>
                                 <a:ext cx="0" cy="456118"/>
                               </a:xfrm>
                               <a:prstGeom prst="line">
@@ -1302,8 +1273,8 @@
                           </wps:cNvSpPr>
                           <wps:spPr bwMode="auto">
                             <a:xfrm>
-                              <a:off x="2581472" y="-16849"/>
-                              <a:ext cx="2287488" cy="658770"/>
+                              <a:off x="3181508" y="-21241"/>
+                              <a:ext cx="1686060" cy="658770"/>
                             </a:xfrm>
                             <a:prstGeom prst="rect">
                               <a:avLst/>
@@ -1325,19 +1296,23 @@
                               <w:p>
                                 <w:pPr>
                                   <w:pStyle w:val="Sinespaciado"/>
+                                  <w:rPr>
+                                    <w:rFonts w:ascii="Arial" w:hAnsi="Arial" w:cs="Arial"/>
+                                  </w:rPr>
                                 </w:pPr>
                                 <w:r>
-                                  <w:t xml:space="preserve">Grupo </w:t>
-                                </w:r>
-                                <w:r>
-                                  <w:t xml:space="preserve">Ecolimp  </w:t>
+                                  <w:rPr>
+                                    <w:rFonts w:ascii="Arial" w:hAnsi="Arial" w:cs="Arial"/>
+                                  </w:rPr>
+                                  <w:t xml:space="preserve">Grupo Ecolimp  </w:t>
                                 </w:r>
                                 <w:r>
                                   <w:rPr>
+                                    <w:rFonts w:ascii="Arial" w:hAnsi="Arial" w:cs="Arial"/>
                                     <w:noProof/>
                                   </w:rPr>
                                   <w:drawing>
-                                    <wp:inline distT="0" distB="0" distL="0" distR="0" wp14:anchorId="58FE5531" wp14:editId="30170D19">
+                                    <wp:inline distT="0" distB="0" distL="0" distR="0" wp14:anchorId="2E152A6C" wp14:editId="7D0938B6">
                                       <wp:extent cx="137160" cy="137160"/>
                                       <wp:effectExtent l="0" t="0" r="0" b="0"/>
                                       <wp:docPr id="1964121540" name="Imagen 9" descr="Tiktok logo - Icono gratis PNG, SVG">
@@ -1388,17 +1363,21 @@
                                   </w:drawing>
                                 </w:r>
                                 <w:r>
+                                  <w:rPr>
+                                    <w:rFonts w:ascii="Arial" w:hAnsi="Arial" w:cs="Arial"/>
+                                  </w:rPr>
                                   <w:t xml:space="preserve"> </w:t>
                                 </w:r>
                                 <w:r>
                                   <w:rPr>
                                     <w:rStyle w:val="Hipervnculo"/>
+                                    <w:rFonts w:ascii="Arial" w:hAnsi="Arial" w:cs="Arial"/>
                                     <w:noProof/>
                                     <w:color w:val="000000"/>
                                     <w:u w:val="none"/>
                                   </w:rPr>
                                   <w:drawing>
-                                    <wp:inline distT="0" distB="0" distL="0" distR="0" wp14:anchorId="7F5E38D1" wp14:editId="5CB6A7BB">
+                                    <wp:inline distT="0" distB="0" distL="0" distR="0" wp14:anchorId="65D1A942" wp14:editId="37572EA8">
                                       <wp:extent cx="172169" cy="187960"/>
                                       <wp:effectExtent l="0" t="0" r="0" b="2540"/>
                                       <wp:docPr id="1415698784" name="Imagen 4" descr="Iconos De Facebook PNG para descargar gratis">
@@ -1456,70 +1435,87 @@
                                   </w:drawing>
                                 </w:r>
                                 <w:r>
-                                  <w:t xml:space="preserve">                   </w:t>
-                                </w:r>
-                                <w:r>
-                                  <w:t xml:space="preserve">             </w:t>
+                                  <w:rPr>
+                                    <w:rFonts w:ascii="Arial" w:hAnsi="Arial" w:cs="Arial"/>
+                                  </w:rPr>
+                                  <w:t xml:space="preserve">                                </w:t>
                                 </w:r>
                               </w:p>
                               <w:p>
                                 <w:pPr>
                                   <w:pStyle w:val="Sinespaciado"/>
+                                  <w:rPr>
+                                    <w:rFonts w:ascii="Arial" w:hAnsi="Arial" w:cs="Arial"/>
+                                  </w:rPr>
                                 </w:pPr>
                                 <w:hyperlink r:id="rId8" w:history="1">
                                   <w:r>
                                     <w:rPr>
                                       <w:rStyle w:val="Hipervnculo"/>
+                                      <w:rFonts w:ascii="Arial" w:hAnsi="Arial" w:cs="Arial"/>
                                     </w:rPr>
                                     <w:t>gepc@outlook.com</w:t>
                                   </w:r>
                                 </w:hyperlink>
                                 <w:r>
+                                  <w:rPr>
+                                    <w:rFonts w:ascii="Arial" w:hAnsi="Arial" w:cs="Arial"/>
+                                  </w:rPr>
                                   <w:t xml:space="preserve">  </w:t>
                                 </w:r>
                               </w:p>
                               <w:p>
                                 <w:pPr>
                                   <w:pStyle w:val="Sinespaciado"/>
+                                  <w:rPr>
+                                    <w:rFonts w:ascii="Arial" w:hAnsi="Arial" w:cs="Arial"/>
+                                  </w:rPr>
                                 </w:pPr>
                                 <w:hyperlink r:id="rId9" w:history="1">
                                   <w:r>
                                     <w:rPr>
                                       <w:rStyle w:val="Hipervnculo"/>
+                                      <w:rFonts w:ascii="Arial" w:hAnsi="Arial" w:cs="Arial"/>
                                     </w:rPr>
                                     <w:t>www.gruecolimp.com</w:t>
                                   </w:r>
                                 </w:hyperlink>
                                 <w:r>
-                                  <w:t xml:space="preserve">     </w:t>
-                                </w:r>
-                                <w:r>
-                                  <w:t xml:space="preserve"> </w:t>
-                                </w:r>
-                                <w:r>
-                                  <w:t xml:space="preserve">  </w:t>
-                                </w:r>
-                                <w:r>
-                                  <w:t xml:space="preserve">   </w:t>
+                                  <w:rPr>
+                                    <w:rFonts w:ascii="Arial" w:hAnsi="Arial" w:cs="Arial"/>
+                                  </w:rPr>
+                                  <w:t xml:space="preserve">           </w:t>
                                 </w:r>
                               </w:p>
                               <w:p>
                                 <w:pPr>
                                   <w:pStyle w:val="Sinespaciado"/>
+                                  <w:rPr>
+                                    <w:rFonts w:ascii="Arial" w:hAnsi="Arial" w:cs="Arial"/>
+                                  </w:rPr>
                                 </w:pPr>
                               </w:p>
                               <w:p>
                                 <w:pPr>
                                   <w:pStyle w:val="Sinespaciado"/>
                                   <w:ind w:left="1416" w:firstLine="708"/>
+                                  <w:rPr>
+                                    <w:rFonts w:ascii="Arial" w:hAnsi="Arial" w:cs="Arial"/>
+                                  </w:rPr>
                                 </w:pPr>
                                 <w:r>
+                                  <w:rPr>
+                                    <w:rFonts w:ascii="Arial" w:hAnsi="Arial" w:cs="Arial"/>
+                                  </w:rPr>
                                   <w:t xml:space="preserve"> </w:t>
                                 </w:r>
                               </w:p>
                               <w:p>
                                 <w:pPr>
                                   <w:pStyle w:val="Sinespaciado"/>
+                                  <w:rPr>
+                                    <w:rFonts w:ascii="Arial" w:hAnsi="Arial" w:cs="Arial"/>
+                                  </w:rPr>
                                 </w:pPr>
                               </w:p>
                             </w:txbxContent>
@@ -1569,12 +1565,15 @@
               <wp14:sizeRelH relativeFrom="margin">
                 <wp14:pctWidth>0</wp14:pctWidth>
               </wp14:sizeRelH>
+              <wp14:sizeRelV relativeFrom="margin">
+                <wp14:pctHeight>0</wp14:pctHeight>
+              </wp14:sizeRelV>
             </wp:anchor>
           </w:drawing>
         </mc:Choice>
         <mc:Fallback>
           <w:pict>
-            <v:group w14:anchorId="2F4B1131" id="Grupo 7" o:spid="_x0000_s1032" style="position:absolute;margin-left:60.8pt;margin-top:-14.8pt;width:366.95pt;height:59.45pt;z-index:251676672;mso-position-horizontal-relative:margin;mso-width-relative:margin" coordorigin="16444" coordsize="46603,7550" o:gfxdata="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">
+            <v:group w14:anchorId="3C578AB2" id="Grupo 7" o:spid="_x0000_s1032" style="position:absolute;margin-left:34.55pt;margin-top:-10.7pt;width:486pt;height:53.8pt;z-index:251680768;mso-position-horizontal-relative:margin;mso-width-relative:margin;mso-height-relative:margin" coordorigin="16444,-43" coordsize="46589,6628" o:gfxdata="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">
               <v:shapetype id="_x0000_t75" coordsize="21600,21600" o:spt="75" o:preferrelative="t" path="m@4@5l@4@11@9@11@9@5xe" filled="f" stroked="f">
                 <v:stroke joinstyle="miter"/>
                 <v:formulas>
@@ -1594,29 +1593,33 @@
                 <v:path o:extrusionok="f" gradientshapeok="t" o:connecttype="rect"/>
                 <o:lock v:ext="edit" aspectratio="t"/>
               </v:shapetype>
-              <v:shape id="Imagen 13" o:spid="_x0000_s1033" type="#_x0000_t75" style="position:absolute;left:16444;top:1333;width:12916;height:4793;visibility:visible;mso-wrap-style:square" o:gfxdata="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">
+              <v:shape id="Imagen 13" o:spid="_x0000_s1033" type="#_x0000_t75" style="position:absolute;left:16444;top:1201;width:12916;height:4793;visibility:visible;mso-wrap-style:square" o:gfxdata="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">
                 <v:imagedata r:id="rId10" o:title="" croptop="12506f" cropbottom="15855f" cropleft="-412f" cropright="36279f"/>
               </v:shape>
-              <v:group id="_x0000_s1034" style="position:absolute;left:29483;width:33564;height:7550" coordorigin="17000,-168" coordsize="35840,7550" o:gfxdata="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">
-                <v:group id="Grupo 6" o:spid="_x0000_s1035" style="position:absolute;left:17000;top:-168;width:35840;height:7550" coordorigin="15664,-168" coordsize="33024,7553" o:gfxdata="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">
-                  <v:group id="Grupo 10" o:spid="_x0000_s1036" style="position:absolute;left:15664;top:780;width:10541;height:6605" coordorigin="14986,708" coordsize="10084,5731" o:gfxdata="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">
+              <v:group id="_x0000_s1034" style="position:absolute;left:29483;top:-43;width:33550;height:6627" coordorigin="17000,-212" coordsize="35825,6628" o:gfxdata="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">
+                <v:group id="Grupo 6" o:spid="_x0000_s1035" style="position:absolute;left:17000;top:-212;width:35825;height:6584" coordorigin="15664,-212" coordsize="33010,6588" o:gfxdata="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">
+                  <v:group id="Grupo 10" o:spid="_x0000_s1036" style="position:absolute;left:15664;top:1118;width:16251;height:5257" coordorigin="14986,1002" coordsize="15547,4561" o:gfxdata="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">
                     <v:shapetype id="_x0000_t202" coordsize="21600,21600" o:spt="202" path="m,l,21600r21600,l21600,xe">
                       <v:stroke joinstyle="miter"/>
                       <v:path gradientshapeok="t" o:connecttype="rect"/>
                     </v:shapetype>
-                    <v:shape id="Cuadro de texto 2" o:spid="_x0000_s1037" type="#_x0000_t202" style="position:absolute;left:14986;top:708;width:10084;height:5731;visibility:visible;mso-wrap-style:square;v-text-anchor:top" o:gfxdata="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" strokecolor="white [3212]">
+                    <v:shape id="Cuadro de texto 2" o:spid="_x0000_s1037" type="#_x0000_t202" style="position:absolute;left:14986;top:1353;width:15547;height:4019;visibility:visible;mso-wrap-style:square;v-text-anchor:top" o:gfxdata="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" strokecolor="white [3212]">
                       <v:textbox>
                         <w:txbxContent>
                           <w:p>
                             <w:pPr>
                               <w:pStyle w:val="Sinespaciado"/>
+                              <w:rPr>
+                                <w:rFonts w:ascii="Arial" w:hAnsi="Arial" w:cs="Arial"/>
+                              </w:rPr>
                             </w:pPr>
                             <w:r>
                               <w:rPr>
+                                <w:rFonts w:ascii="Arial" w:hAnsi="Arial" w:cs="Arial"/>
                                 <w:noProof/>
                               </w:rPr>
                               <w:drawing>
-                                <wp:inline distT="0" distB="0" distL="0" distR="0" wp14:anchorId="26D81657" wp14:editId="62F6F52B">
+                                <wp:inline distT="0" distB="0" distL="0" distR="0" wp14:anchorId="16261C7A" wp14:editId="4F1F2A58">
                                   <wp:extent cx="132080" cy="122555"/>
                                   <wp:effectExtent l="0" t="0" r="1270" b="0"/>
                                   <wp:docPr id="1131899075" name="Imagen 6" descr="Auricular con relleno sólido"/>
@@ -1631,7 +1634,7 @@
                                           <pic:cNvPicPr/>
                                         </pic:nvPicPr>
                                         <pic:blipFill>
-                                          <a:blip r:embed="rId11"/>
+                                          <a:blip r:embed="rId2"/>
                                           <a:stretch>
                                             <a:fillRect/>
                                           </a:stretch>
@@ -1652,28 +1655,24 @@
                               </w:drawing>
                             </w:r>
                             <w:r>
-                              <w:t xml:space="preserve"> 905 462 </w:t>
+                              <w:rPr>
+                                <w:rFonts w:ascii="Arial" w:hAnsi="Arial" w:cs="Arial"/>
+                              </w:rPr>
+                              <w:t xml:space="preserve"> 905 462 670 </w:t>
                             </w:r>
                             <w:r>
-                              <w:t>6</w:t>
+                              <w:rPr>
+                                <w:rFonts w:ascii="Arial" w:hAnsi="Arial" w:cs="Arial"/>
+                              </w:rPr>
+                              <w:t xml:space="preserve"> </w:t>
                             </w:r>
                             <w:r>
-                              <w:t xml:space="preserve">70  </w:t>
-                            </w:r>
-                            <w:r>
-                              <w:t xml:space="preserve">     </w:t>
-                            </w:r>
-                          </w:p>
-                          <w:p>
-                            <w:pPr>
-                              <w:pStyle w:val="Sinespaciado"/>
-                            </w:pPr>
-                            <w:r>
                               <w:rPr>
+                                <w:rFonts w:ascii="Arial" w:hAnsi="Arial" w:cs="Arial"/>
                                 <w:noProof/>
                               </w:rPr>
                               <w:drawing>
-                                <wp:inline distT="0" distB="0" distL="0" distR="0" wp14:anchorId="0E4CE1B9" wp14:editId="367C3E10">
+                                <wp:inline distT="0" distB="0" distL="0" distR="0" wp14:anchorId="79A84A62" wp14:editId="483A7854">
                                   <wp:extent cx="135236" cy="123825"/>
                                   <wp:effectExtent l="0" t="0" r="0" b="0"/>
                                   <wp:docPr id="2018067034" name="Gráfico 3" descr="Auricular con relleno sólido"/>
@@ -1688,10 +1687,10 @@
                                           <pic:cNvPicPr/>
                                         </pic:nvPicPr>
                                         <pic:blipFill>
-                                          <a:blip r:embed="rId11">
+                                          <a:blip r:embed="rId2">
                                             <a:extLst>
                                               <a:ext uri="{96DAC541-7B7A-43D3-8B79-37D633B846F1}">
-                                                <asvg:svgBlip xmlns:asvg="http://schemas.microsoft.com/office/drawing/2016/SVG/main" r:embed="rId12"/>
+                                                <asvg:svgBlip xmlns:asvg="http://schemas.microsoft.com/office/drawing/2016/SVG/main" r:embed="rId3"/>
                                               </a:ext>
                                             </a:extLst>
                                           </a:blip>
@@ -1715,31 +1714,32 @@
                               </w:drawing>
                             </w:r>
                             <w:r>
-                              <w:t xml:space="preserve"> </w:t>
-                            </w:r>
-                            <w:r>
-                              <w:t>957 210 673</w:t>
-                            </w:r>
-                            <w:r>
-                              <w:t xml:space="preserve">       </w:t>
-                            </w:r>
-                            <w:r>
-                              <w:t xml:space="preserve">       </w:t>
-                            </w:r>
-                            <w:r>
-                              <w:t xml:space="preserve">   </w:t>
+                              <w:rPr>
+                                <w:rFonts w:ascii="Arial" w:hAnsi="Arial" w:cs="Arial"/>
+                              </w:rPr>
+                              <w:t xml:space="preserve"> 957 210 673                 </w:t>
                             </w:r>
                           </w:p>
                           <w:p>
                             <w:pPr>
                               <w:pStyle w:val="Sinespaciado"/>
+                              <w:rPr>
+                                <w:rFonts w:ascii="Arial" w:hAnsi="Arial" w:cs="Arial"/>
+                              </w:rPr>
                             </w:pPr>
                             <w:r>
                               <w:rPr>
+                                <w:rFonts w:ascii="Arial" w:hAnsi="Arial" w:cs="Arial"/>
+                              </w:rPr>
+                              <w:t xml:space="preserve">              </w:t>
+                            </w:r>
+                            <w:r>
+                              <w:rPr>
+                                <w:rFonts w:ascii="Arial" w:hAnsi="Arial" w:cs="Arial"/>
                                 <w:noProof/>
                               </w:rPr>
                               <w:drawing>
-                                <wp:inline distT="0" distB="0" distL="0" distR="0" wp14:anchorId="5765CD11" wp14:editId="7778FC89">
+                                <wp:inline distT="0" distB="0" distL="0" distR="0" wp14:anchorId="0627098F" wp14:editId="22A65AAA">
                                   <wp:extent cx="135236" cy="123825"/>
                                   <wp:effectExtent l="0" t="0" r="0" b="0"/>
                                   <wp:docPr id="1147763922" name="Gráfico 3" descr="Auricular con relleno sólido"/>
@@ -1754,10 +1754,10 @@
                                           <pic:cNvPicPr/>
                                         </pic:nvPicPr>
                                         <pic:blipFill>
-                                          <a:blip r:embed="rId11">
+                                          <a:blip r:embed="rId2">
                                             <a:extLst>
                                               <a:ext uri="{96DAC541-7B7A-43D3-8B79-37D633B846F1}">
-                                                <asvg:svgBlip xmlns:asvg="http://schemas.microsoft.com/office/drawing/2016/SVG/main" r:embed="rId12"/>
+                                                <asvg:svgBlip xmlns:asvg="http://schemas.microsoft.com/office/drawing/2016/SVG/main" r:embed="rId3"/>
                                               </a:ext>
                                             </a:extLst>
                                           </a:blip>
@@ -1781,73 +1781,46 @@
                               </w:drawing>
                             </w:r>
                             <w:r>
-                              <w:t xml:space="preserve"> </w:t>
+                              <w:rPr>
+                                <w:rFonts w:ascii="Arial" w:hAnsi="Arial" w:cs="Arial"/>
+                              </w:rPr>
+                              <w:t xml:space="preserve"> 908 898 440               </w:t>
                             </w:r>
-                            <w:r>
-                              <w:t>908 898 440</w:t>
-                            </w:r>
-                            <w:r>
-                              <w:t xml:space="preserve">       </w:t>
-                            </w:r>
-                            <w:r>
-                              <w:t xml:space="preserve">     </w:t>
-                            </w:r>
-                            <w:r>
-                              <w:t xml:space="preserve"> </w:t>
-                            </w:r>
-                            <w:r>
-                              <w:t xml:space="preserve">  </w:t>
-                            </w:r>
-                          </w:p>
-                          <w:p>
-                            <w:pPr>
-                              <w:pStyle w:val="Sinespaciado"/>
-                            </w:pPr>
-                          </w:p>
-                          <w:p>
-                            <w:pPr>
-                              <w:pStyle w:val="Sinespaciado"/>
-                              <w:ind w:left="1416" w:firstLine="708"/>
-                            </w:pPr>
-                            <w:r>
-                              <w:t xml:space="preserve"> </w:t>
-                            </w:r>
-                          </w:p>
-                          <w:p>
-                            <w:pPr>
-                              <w:pStyle w:val="Sinespaciado"/>
-                            </w:pPr>
                           </w:p>
                         </w:txbxContent>
                       </v:textbox>
                     </v:shape>
-                    <v:line id="Conector recto 1" o:spid="_x0000_s1038" style="position:absolute;visibility:visible;mso-wrap-style:square" from="24451,1002" to="24451,5563" o:connectortype="straight" o:gfxdata="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" strokecolor="black [3213]" strokeweight="1pt">
+                    <v:line id="Conector recto 1" o:spid="_x0000_s1038" style="position:absolute;visibility:visible;mso-wrap-style:square" from="30273,1002" to="30273,5563" o:connectortype="straight" o:gfxdata="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" strokecolor="black [3213]" strokeweight="1pt">
                       <v:stroke joinstyle="miter"/>
                     </v:line>
                   </v:group>
-                  <v:shape id="Cuadro de texto 2" o:spid="_x0000_s1039" type="#_x0000_t202" style="position:absolute;left:25814;top:-168;width:22875;height:6587;visibility:visible;mso-wrap-style:square;v-text-anchor:top" o:gfxdata="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" strokecolor="white [3212]">
+                  <v:shape id="Cuadro de texto 2" o:spid="_x0000_s1039" type="#_x0000_t202" style="position:absolute;left:31815;top:-212;width:16860;height:6587;visibility:visible;mso-wrap-style:square;v-text-anchor:top" o:gfxdata="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" strokecolor="white [3212]">
                     <v:textbox>
                       <w:txbxContent>
                         <w:p>
                           <w:pPr>
                             <w:pStyle w:val="Sinespaciado"/>
+                            <w:rPr>
+                              <w:rFonts w:ascii="Arial" w:hAnsi="Arial" w:cs="Arial"/>
+                            </w:rPr>
                           </w:pPr>
                           <w:r>
-                            <w:t xml:space="preserve">Grupo </w:t>
-                          </w:r>
-                          <w:r>
-                            <w:t xml:space="preserve">Ecolimp  </w:t>
+                            <w:rPr>
+                              <w:rFonts w:ascii="Arial" w:hAnsi="Arial" w:cs="Arial"/>
+                            </w:rPr>
+                            <w:t xml:space="preserve">Grupo Ecolimp  </w:t>
                           </w:r>
                           <w:r>
                             <w:rPr>
+                              <w:rFonts w:ascii="Arial" w:hAnsi="Arial" w:cs="Arial"/>
                               <w:noProof/>
                             </w:rPr>
                             <w:drawing>
-                              <wp:inline distT="0" distB="0" distL="0" distR="0" wp14:anchorId="58FE5531" wp14:editId="30170D19">
+                              <wp:inline distT="0" distB="0" distL="0" distR="0" wp14:anchorId="2E152A6C" wp14:editId="7D0938B6">
                                 <wp:extent cx="137160" cy="137160"/>
                                 <wp:effectExtent l="0" t="0" r="0" b="0"/>
                                 <wp:docPr id="1964121540" name="Imagen 9" descr="Tiktok logo - Icono gratis PNG, SVG">
-                                  <a:hlinkClick xmlns:a="http://schemas.openxmlformats.org/drawingml/2006/main" r:id="rId13"/>
+                                  <a:hlinkClick xmlns:a="http://schemas.openxmlformats.org/drawingml/2006/main" r:id="rId4"/>
                                 </wp:docPr>
                                 <wp:cNvGraphicFramePr>
                                   <a:graphicFrameLocks xmlns:a="http://schemas.openxmlformats.org/drawingml/2006/main" noChangeAspect="1"/>
@@ -1862,7 +1835,7 @@
                                         </pic:cNvPicPr>
                                       </pic:nvPicPr>
                                       <pic:blipFill>
-                                        <a:blip r:embed="rId14">
+                                        <a:blip r:embed="rId5">
                                           <a:extLst>
                                             <a:ext uri="{28A0092B-C50C-407E-A947-70E740481C1C}">
                                               <a14:useLocalDpi xmlns:a14="http://schemas.microsoft.com/office/drawing/2010/main" val="0"/>
@@ -1894,21 +1867,25 @@
                             </w:drawing>
                           </w:r>
                           <w:r>
+                            <w:rPr>
+                              <w:rFonts w:ascii="Arial" w:hAnsi="Arial" w:cs="Arial"/>
+                            </w:rPr>
                             <w:t xml:space="preserve"> </w:t>
                           </w:r>
                           <w:r>
                             <w:rPr>
                               <w:rStyle w:val="Hipervnculo"/>
+                              <w:rFonts w:ascii="Arial" w:hAnsi="Arial" w:cs="Arial"/>
                               <w:noProof/>
                               <w:color w:val="000000"/>
                               <w:u w:val="none"/>
                             </w:rPr>
                             <w:drawing>
-                              <wp:inline distT="0" distB="0" distL="0" distR="0" wp14:anchorId="7F5E38D1" wp14:editId="5CB6A7BB">
+                              <wp:inline distT="0" distB="0" distL="0" distR="0" wp14:anchorId="65D1A942" wp14:editId="37572EA8">
                                 <wp:extent cx="172169" cy="187960"/>
                                 <wp:effectExtent l="0" t="0" r="0" b="2540"/>
                                 <wp:docPr id="1415698784" name="Imagen 4" descr="Iconos De Facebook PNG para descargar gratis">
-                                  <a:hlinkClick xmlns:a="http://schemas.openxmlformats.org/drawingml/2006/main" r:id="rId15"/>
+                                  <a:hlinkClick xmlns:a="http://schemas.openxmlformats.org/drawingml/2006/main" r:id="rId6"/>
                                 </wp:docPr>
                                 <wp:cNvGraphicFramePr>
                                   <a:graphicFrameLocks xmlns:a="http://schemas.openxmlformats.org/drawingml/2006/main" noChangeAspect="1"/>
@@ -1918,14 +1895,14 @@
                                     <pic:pic xmlns:pic="http://schemas.openxmlformats.org/drawingml/2006/picture">
                                       <pic:nvPicPr>
                                         <pic:cNvPr id="405001739" name="Imagen 4" descr="Iconos De Facebook PNG para descargar gratis">
-                                          <a:hlinkClick r:id="rId15"/>
+                                          <a:hlinkClick r:id="rId6"/>
                                         </pic:cNvPr>
                                         <pic:cNvPicPr>
                                           <a:picLocks noChangeAspect="1" noChangeArrowheads="1"/>
                                         </pic:cNvPicPr>
                                       </pic:nvPicPr>
                                       <pic:blipFill rotWithShape="1">
-                                        <a:blip r:embed="rId16">
+                                        <a:blip r:embed="rId7">
                                           <a:extLst>
                                             <a:ext uri="{28A0092B-C50C-407E-A947-70E740481C1C}">
                                               <a14:useLocalDpi xmlns:a14="http://schemas.microsoft.com/office/drawing/2010/main" val="0"/>
@@ -1962,70 +1939,87 @@
                             </w:drawing>
                           </w:r>
                           <w:r>
-                            <w:t xml:space="preserve">                   </w:t>
-                          </w:r>
-                          <w:r>
-                            <w:t xml:space="preserve">             </w:t>
+                            <w:rPr>
+                              <w:rFonts w:ascii="Arial" w:hAnsi="Arial" w:cs="Arial"/>
+                            </w:rPr>
+                            <w:t xml:space="preserve">                                </w:t>
                           </w:r>
                         </w:p>
                         <w:p>
                           <w:pPr>
                             <w:pStyle w:val="Sinespaciado"/>
+                            <w:rPr>
+                              <w:rFonts w:ascii="Arial" w:hAnsi="Arial" w:cs="Arial"/>
+                            </w:rPr>
                           </w:pPr>
-                          <w:hyperlink r:id="rId17" w:history="1">
+                          <w:hyperlink r:id="rId11" w:history="1">
                             <w:r>
                               <w:rPr>
                                 <w:rStyle w:val="Hipervnculo"/>
+                                <w:rFonts w:ascii="Arial" w:hAnsi="Arial" w:cs="Arial"/>
                               </w:rPr>
                               <w:t>gepc@outlook.com</w:t>
                             </w:r>
                           </w:hyperlink>
                           <w:r>
+                            <w:rPr>
+                              <w:rFonts w:ascii="Arial" w:hAnsi="Arial" w:cs="Arial"/>
+                            </w:rPr>
                             <w:t xml:space="preserve">  </w:t>
                           </w:r>
                         </w:p>
                         <w:p>
                           <w:pPr>
                             <w:pStyle w:val="Sinespaciado"/>
+                            <w:rPr>
+                              <w:rFonts w:ascii="Arial" w:hAnsi="Arial" w:cs="Arial"/>
+                            </w:rPr>
                           </w:pPr>
-                          <w:hyperlink r:id="rId18" w:history="1">
+                          <w:hyperlink r:id="rId12" w:history="1">
                             <w:r>
                               <w:rPr>
                                 <w:rStyle w:val="Hipervnculo"/>
+                                <w:rFonts w:ascii="Arial" w:hAnsi="Arial" w:cs="Arial"/>
                               </w:rPr>
                               <w:t>www.gruecolimp.com</w:t>
                             </w:r>
                           </w:hyperlink>
                           <w:r>
-                            <w:t xml:space="preserve">     </w:t>
-                          </w:r>
-                          <w:r>
-                            <w:t xml:space="preserve"> </w:t>
-                          </w:r>
-                          <w:r>
-                            <w:t xml:space="preserve">  </w:t>
-                          </w:r>
-                          <w:r>
-                            <w:t xml:space="preserve">   </w:t>
+                            <w:rPr>
+                              <w:rFonts w:ascii="Arial" w:hAnsi="Arial" w:cs="Arial"/>
+                            </w:rPr>
+                            <w:t xml:space="preserve">           </w:t>
                           </w:r>
                         </w:p>
                         <w:p>
                           <w:pPr>
                             <w:pStyle w:val="Sinespaciado"/>
+                            <w:rPr>
+                              <w:rFonts w:ascii="Arial" w:hAnsi="Arial" w:cs="Arial"/>
+                            </w:rPr>
                           </w:pPr>
                         </w:p>
                         <w:p>
                           <w:pPr>
                             <w:pStyle w:val="Sinespaciado"/>
                             <w:ind w:left="1416" w:firstLine="708"/>
+                            <w:rPr>
+                              <w:rFonts w:ascii="Arial" w:hAnsi="Arial" w:cs="Arial"/>
+                            </w:rPr>
                           </w:pPr>
                           <w:r>
+                            <w:rPr>
+                              <w:rFonts w:ascii="Arial" w:hAnsi="Arial" w:cs="Arial"/>
+                            </w:rPr>
                             <w:t xml:space="preserve"> </w:t>
                           </w:r>
                         </w:p>
                         <w:p>
                           <w:pPr>
                             <w:pStyle w:val="Sinespaciado"/>
+                            <w:rPr>
+                              <w:rFonts w:ascii="Arial" w:hAnsi="Arial" w:cs="Arial"/>
+                            </w:rPr>
                           </w:pPr>
                         </w:p>
                       </w:txbxContent>
@@ -2047,7 +2041,7 @@
 </file>
 
 <file path=word/footer3.xml><?xml version="1.0" encoding="utf-8"?>
-<w:ftr xmlns:wpc="http://schemas.microsoft.com/office/word/2010/wordprocessingCanvas" xmlns:cx="http://schemas.microsoft.com/office/drawing/2014/chartex" xmlns:cx1="http://schemas.microsoft.com/office/drawing/2015/9/8/chartex" xmlns:cx2="http://schemas.microsoft.com/office/drawing/2015/10/21/chartex" xmlns:cx3="http://schemas.microsoft.com/office/drawing/2016/5/9/chartex" xmlns:cx4="http://schemas.microsoft.com/office/drawing/2016/5/10/chartex" xmlns:cx5="http://schemas.microsoft.com/office/drawing/2016/5/11/chartex" xmlns:cx6="http://schemas.microsoft.com/office/drawing/2016/5/12/chartex" xmlns:cx7="http://schemas.microsoft.com/office/drawing/2016/5/13/chartex" xmlns:cx8="http://schemas.microsoft.com/office/drawing/2016/5/14/chartex" xmlns:mc="http://schemas.openxmlformats.org/markup-compatibility/2006" xmlns:aink="http://schemas.microsoft.com/office/drawing/2016/ink" xmlns:am3d="http://schemas.microsoft.com/office/drawing/2017/model3d" xmlns:o="urn:schemas-microsoft-com:office:office" xmlns:oel="http://schemas.microsoft.com/office/2019/extlst" xmlns:r="http://schemas.openxmlformats.org/officeDocument/2006/relationships" xmlns:m="http://schemas.openxmlformats.org/officeDocument/2006/math" xmlns:v="urn:schemas-microsoft-com:vml" xmlns:wp14="http://schemas.microsoft.com/office/word/2010/wordprocessingDrawing" xmlns:wp="http://schemas.openxmlformats.org/drawingml/2006/wordprocessingDrawing" xmlns:w10="urn:schemas-microsoft-com:office:word" xmlns:w="http://schemas.openxmlformats.org/wordprocessingml/2006/main" xmlns:w14="http://schemas.microsoft.com/office/word/2010/wordml" xmlns:w15="http://schemas.microsoft.com/office/word/2012/wordml" xmlns:w16cex="http://schemas.microsoft.com/office/word/2018/wordml/cex" xmlns:w16cid="http://schemas.microsoft.com/office/word/2016/wordml/cid" xmlns:w16="http://schemas.microsoft.com/office/word/2018/wordml" xmlns:w16du="http://schemas.microsoft.com/office/word/2023/wordml/word16du" xmlns:w16sdtdh="http://schemas.microsoft.com/office/word/2020/wordml/sdtdatahash" xmlns:w16sdtfl="http://schemas.microsoft.com/office/word/2024/wordml/sdtformatlock" xmlns:w16se="http://schemas.microsoft.com/office/word/2015/wordml/symex" xmlns:wpg="http://schemas.microsoft.com/office/word/2010/wordprocessingGroup" xmlns:wpi="http://schemas.microsoft.com/office/word/2010/wordprocessingInk" xmlns:wne="http://schemas.microsoft.com/office/word/2006/wordml" xmlns:wps="http://schemas.microsoft.com/office/word/2010/wordprocessingShape" mc:Ignorable="w14 w15 w16se w16cid w16 w16cex w16sdtdh w16sdtfl w16du wp14">
+<w:ftr xmlns:wpc="http://schemas.microsoft.com/office/word/2010/wordprocessingCanvas" xmlns:cx="http://schemas.microsoft.com/office/drawing/2014/chartex" xmlns:cx1="http://schemas.microsoft.com/office/drawing/2015/9/8/chartex" xmlns:cx2="http://schemas.microsoft.com/office/drawing/2015/10/21/chartex" xmlns:cx3="http://schemas.microsoft.com/office/drawing/2016/5/9/chartex" xmlns:cx4="http://schemas.microsoft.com/office/drawing/2016/5/10/chartex" xmlns:cx5="http://schemas.microsoft.com/office/drawing/2016/5/11/chartex" xmlns:cx6="http://schemas.microsoft.com/office/drawing/2016/5/12/chartex" xmlns:cx7="http://schemas.microsoft.com/office/drawing/2016/5/13/chartex" xmlns:cx8="http://schemas.microsoft.com/office/drawing/2016/5/14/chartex" xmlns:mc="http://schemas.openxmlformats.org/markup-compatibility/2006" xmlns:aink="http://schemas.microsoft.com/office/drawing/2016/ink" xmlns:am3d="http://schemas.microsoft.com/office/drawing/2017/model3d" xmlns:o="urn:schemas-microsoft-com:office:office" xmlns:oel="http://schemas.microsoft.com/office/2019/extlst" xmlns:r="http://schemas.openxmlformats.org/officeDocument/2006/relationships" xmlns:m="http://schemas.openxmlformats.org/officeDocument/2006/math" xmlns:v="urn:schemas-microsoft-com:vml" xmlns:wp14="http://schemas.microsoft.com/office/word/2010/wordprocessingDrawing" xmlns:wp="http://schemas.openxmlformats.org/drawingml/2006/wordprocessingDrawing" xmlns:w10="urn:schemas-microsoft-com:office:word" xmlns:w="http://schemas.openxmlformats.org/wordprocessingml/2006/main" xmlns:w14="http://schemas.microsoft.com/office/word/2010/wordml" xmlns:w15="http://schemas.microsoft.com/office/word/2012/wordml" xmlns:w16cei="http://schemas.microsoft.com/office/word/2026/wordml/cei" xmlns:w16cex="http://schemas.microsoft.com/office/word/2018/wordml/cex" xmlns:w16cid="http://schemas.microsoft.com/office/word/2016/wordml/cid" xmlns:w16="http://schemas.microsoft.com/office/word/2018/wordml" xmlns:w16du="http://schemas.microsoft.com/office/word/2023/wordml/word16du" xmlns:w16sdtdh="http://schemas.microsoft.com/office/word/2020/wordml/sdtdatahash" xmlns:w16sdtfl="http://schemas.microsoft.com/office/word/2024/wordml/sdtformatlock" xmlns:w16se="http://schemas.microsoft.com/office/word/2015/wordml/symex" xmlns:wpg="http://schemas.microsoft.com/office/word/2010/wordprocessingGroup" xmlns:wpi="http://schemas.microsoft.com/office/word/2010/wordprocessingInk" xmlns:wne="http://schemas.microsoft.com/office/word/2006/wordml" xmlns:wps="http://schemas.microsoft.com/office/word/2010/wordprocessingShape" mc:Ignorable="w14 w15 w16se w16cid w16 w16cex w16sdtdh w16sdtfl w16du wp14">
   <w:p>
     <w:pPr>
       <w:pStyle w:val="Piedepgina"/>
@@ -2057,7 +2051,7 @@
 </file>
 
 <file path=word/footnotes.xml><?xml version="1.0" encoding="utf-8"?>
-<w:footnotes xmlns:wpc="http://schemas.microsoft.com/office/word/2010/wordprocessingCanvas" xmlns:cx="http://schemas.microsoft.com/office/drawing/2014/chartex" xmlns:cx1="http://schemas.microsoft.com/office/drawing/2015/9/8/chartex" xmlns:cx2="http://schemas.microsoft.com/office/drawing/2015/10/21/chartex" xmlns:cx3="http://schemas.microsoft.com/office/drawing/2016/5/9/chartex" xmlns:cx4="http://schemas.microsoft.com/office/drawing/2016/5/10/chartex" xmlns:cx5="http://schemas.microsoft.com/office/drawing/2016/5/11/chartex" xmlns:cx6="http://schemas.microsoft.com/office/drawing/2016/5/12/chartex" xmlns:cx7="http://schemas.microsoft.com/office/drawing/2016/5/13/chartex" xmlns:cx8="http://schemas.microsoft.com/office/drawing/2016/5/14/chartex" xmlns:mc="http://schemas.openxmlformats.org/markup-compatibility/2006" xmlns:aink="http://schemas.microsoft.com/office/drawing/2016/ink" xmlns:am3d="http://schemas.microsoft.com/office/drawing/2017/model3d" xmlns:o="urn:schemas-microsoft-com:office:office" xmlns:oel="http://schemas.microsoft.com/office/2019/extlst" xmlns:r="http://schemas.openxmlformats.org/officeDocument/2006/relationships" xmlns:m="http://schemas.openxmlformats.org/officeDocument/2006/math" xmlns:v="urn:schemas-microsoft-com:vml" xmlns:wp14="http://schemas.microsoft.com/office/word/2010/wordprocessingDrawing" xmlns:wp="http://schemas.openxmlformats.org/drawingml/2006/wordprocessingDrawing" xmlns:w10="urn:schemas-microsoft-com:office:word" xmlns:w="http://schemas.openxmlformats.org/wordprocessingml/2006/main" xmlns:w14="http://schemas.microsoft.com/office/word/2010/wordml" xmlns:w15="http://schemas.microsoft.com/office/word/2012/wordml" xmlns:w16cex="http://schemas.microsoft.com/office/word/2018/wordml/cex" xmlns:w16cid="http://schemas.microsoft.com/office/word/2016/wordml/cid" xmlns:w16="http://schemas.microsoft.com/office/word/2018/wordml" xmlns:w16du="http://schemas.microsoft.com/office/word/2023/wordml/word16du" xmlns:w16sdtdh="http://schemas.microsoft.com/office/word/2020/wordml/sdtdatahash" xmlns:w16sdtfl="http://schemas.microsoft.com/office/word/2024/wordml/sdtformatlock" xmlns:w16se="http://schemas.microsoft.com/office/word/2015/wordml/symex" xmlns:wpg="http://schemas.microsoft.com/office/word/2010/wordprocessingGroup" xmlns:wpi="http://schemas.microsoft.com/office/word/2010/wordprocessingInk" xmlns:wne="http://schemas.microsoft.com/office/word/2006/wordml" xmlns:wps="http://schemas.microsoft.com/office/word/2010/wordprocessingShape" mc:Ignorable="w14 w15 w16se w16cid w16 w16cex w16sdtdh w16sdtfl w16du wp14">
+<w:footnotes xmlns:wpc="http://schemas.microsoft.com/office/word/2010/wordprocessingCanvas" xmlns:cx="http://schemas.microsoft.com/office/drawing/2014/chartex" xmlns:cx1="http://schemas.microsoft.com/office/drawing/2015/9/8/chartex" xmlns:cx2="http://schemas.microsoft.com/office/drawing/2015/10/21/chartex" xmlns:cx3="http://schemas.microsoft.com/office/drawing/2016/5/9/chartex" xmlns:cx4="http://schemas.microsoft.com/office/drawing/2016/5/10/chartex" xmlns:cx5="http://schemas.microsoft.com/office/drawing/2016/5/11/chartex" xmlns:cx6="http://schemas.microsoft.com/office/drawing/2016/5/12/chartex" xmlns:cx7="http://schemas.microsoft.com/office/drawing/2016/5/13/chartex" xmlns:cx8="http://schemas.microsoft.com/office/drawing/2016/5/14/chartex" xmlns:mc="http://schemas.openxmlformats.org/markup-compatibility/2006" xmlns:aink="http://schemas.microsoft.com/office/drawing/2016/ink" xmlns:am3d="http://schemas.microsoft.com/office/drawing/2017/model3d" xmlns:o="urn:schemas-microsoft-com:office:office" xmlns:oel="http://schemas.microsoft.com/office/2019/extlst" xmlns:r="http://schemas.openxmlformats.org/officeDocument/2006/relationships" xmlns:m="http://schemas.openxmlformats.org/officeDocument/2006/math" xmlns:v="urn:schemas-microsoft-com:vml" xmlns:wp14="http://schemas.microsoft.com/office/word/2010/wordprocessingDrawing" xmlns:wp="http://schemas.openxmlformats.org/drawingml/2006/wordprocessingDrawing" xmlns:w10="urn:schemas-microsoft-com:office:word" xmlns:w="http://schemas.openxmlformats.org/wordprocessingml/2006/main" xmlns:w14="http://schemas.microsoft.com/office/word/2010/wordml" xmlns:w15="http://schemas.microsoft.com/office/word/2012/wordml" xmlns:w16cei="http://schemas.microsoft.com/office/word/2026/wordml/cei" xmlns:w16cex="http://schemas.microsoft.com/office/word/2018/wordml/cex" xmlns:w16cid="http://schemas.microsoft.com/office/word/2016/wordml/cid" xmlns:w16="http://schemas.microsoft.com/office/word/2018/wordml" xmlns:w16du="http://schemas.microsoft.com/office/word/2023/wordml/word16du" xmlns:w16sdtdh="http://schemas.microsoft.com/office/word/2020/wordml/sdtdatahash" xmlns:w16sdtfl="http://schemas.microsoft.com/office/word/2024/wordml/sdtformatlock" xmlns:w16se="http://schemas.microsoft.com/office/word/2015/wordml/symex" xmlns:wpg="http://schemas.microsoft.com/office/word/2010/wordprocessingGroup" xmlns:wpi="http://schemas.microsoft.com/office/word/2010/wordprocessingInk" xmlns:wne="http://schemas.microsoft.com/office/word/2006/wordml" xmlns:wps="http://schemas.microsoft.com/office/word/2010/wordprocessingShape" mc:Ignorable="w14 w15 w16se w16cid w16 w16cex w16sdtdh w16sdtfl w16du wp14">
   <w:footnote w:type="separator" w:id="-1">
     <w:p>
       <w:pPr>
@@ -2082,7 +2076,7 @@
 </file>
 
 <file path=word/header1.xml><?xml version="1.0" encoding="utf-8"?>
-<w:hdr xmlns:wpc="http://schemas.microsoft.com/office/word/2010/wordprocessingCanvas" xmlns:cx="http://schemas.microsoft.com/office/drawing/2014/chartex" xmlns:cx1="http://schemas.microsoft.com/office/drawing/2015/9/8/chartex" xmlns:cx2="http://schemas.microsoft.com/office/drawing/2015/10/21/chartex" xmlns:cx3="http://schemas.microsoft.com/office/drawing/2016/5/9/chartex" xmlns:cx4="http://schemas.microsoft.com/office/drawing/2016/5/10/chartex" xmlns:cx5="http://schemas.microsoft.com/office/drawing/2016/5/11/chartex" xmlns:cx6="http://schemas.microsoft.com/office/drawing/2016/5/12/chartex" xmlns:cx7="http://schemas.microsoft.com/office/drawing/2016/5/13/chartex" xmlns:cx8="http://schemas.microsoft.com/office/drawing/2016/5/14/chartex" xmlns:mc="http://schemas.openxmlformats.org/markup-compatibility/2006" xmlns:aink="http://schemas.microsoft.com/office/drawing/2016/ink" xmlns:am3d="http://schemas.microsoft.com/office/drawing/2017/model3d" xmlns:o="urn:schemas-microsoft-com:office:office" xmlns:oel="http://schemas.microsoft.com/office/2019/extlst" xmlns:r="http://schemas.openxmlformats.org/officeDocument/2006/relationships" xmlns:m="http://schemas.openxmlformats.org/officeDocument/2006/math" xmlns:v="urn:schemas-microsoft-com:vml" xmlns:wp14="http://schemas.microsoft.com/office/word/2010/wordprocessingDrawing" xmlns:wp="http://schemas.openxmlformats.org/drawingml/2006/wordprocessingDrawing" xmlns:w10="urn:schemas-microsoft-com:office:word" xmlns:w="http://schemas.openxmlformats.org/wordprocessingml/2006/main" xmlns:w14="http://schemas.microsoft.com/office/word/2010/wordml" xmlns:w15="http://schemas.microsoft.com/office/word/2012/wordml" xmlns:w16cex="http://schemas.microsoft.com/office/word/2018/wordml/cex" xmlns:w16cid="http://schemas.microsoft.com/office/word/2016/wordml/cid" xmlns:w16="http://schemas.microsoft.com/office/word/2018/wordml" xmlns:w16du="http://schemas.microsoft.com/office/word/2023/wordml/word16du" xmlns:w16sdtdh="http://schemas.microsoft.com/office/word/2020/wordml/sdtdatahash" xmlns:w16sdtfl="http://schemas.microsoft.com/office/word/2024/wordml/sdtformatlock" xmlns:w16se="http://schemas.microsoft.com/office/word/2015/wordml/symex" xmlns:wpg="http://schemas.microsoft.com/office/word/2010/wordprocessingGroup" xmlns:wpi="http://schemas.microsoft.com/office/word/2010/wordprocessingInk" xmlns:wne="http://schemas.microsoft.com/office/word/2006/wordml" xmlns:wps="http://schemas.microsoft.com/office/word/2010/wordprocessingShape" mc:Ignorable="w14 w15 w16se w16cid w16 w16cex w16sdtdh w16sdtfl w16du wp14">
+<w:hdr xmlns:wpc="http://schemas.microsoft.com/office/word/2010/wordprocessingCanvas" xmlns:cx="http://schemas.microsoft.com/office/drawing/2014/chartex" xmlns:cx1="http://schemas.microsoft.com/office/drawing/2015/9/8/chartex" xmlns:cx2="http://schemas.microsoft.com/office/drawing/2015/10/21/chartex" xmlns:cx3="http://schemas.microsoft.com/office/drawing/2016/5/9/chartex" xmlns:cx4="http://schemas.microsoft.com/office/drawing/2016/5/10/chartex" xmlns:cx5="http://schemas.microsoft.com/office/drawing/2016/5/11/chartex" xmlns:cx6="http://schemas.microsoft.com/office/drawing/2016/5/12/chartex" xmlns:cx7="http://schemas.microsoft.com/office/drawing/2016/5/13/chartex" xmlns:cx8="http://schemas.microsoft.com/office/drawing/2016/5/14/chartex" xmlns:mc="http://schemas.openxmlformats.org/markup-compatibility/2006" xmlns:aink="http://schemas.microsoft.com/office/drawing/2016/ink" xmlns:am3d="http://schemas.microsoft.com/office/drawing/2017/model3d" xmlns:o="urn:schemas-microsoft-com:office:office" xmlns:oel="http://schemas.microsoft.com/office/2019/extlst" xmlns:r="http://schemas.openxmlformats.org/officeDocument/2006/relationships" xmlns:m="http://schemas.openxmlformats.org/officeDocument/2006/math" xmlns:v="urn:schemas-microsoft-com:vml" xmlns:wp14="http://schemas.microsoft.com/office/word/2010/wordprocessingDrawing" xmlns:wp="http://schemas.openxmlformats.org/drawingml/2006/wordprocessingDrawing" xmlns:w10="urn:schemas-microsoft-com:office:word" xmlns:w="http://schemas.openxmlformats.org/wordprocessingml/2006/main" xmlns:w14="http://schemas.microsoft.com/office/word/2010/wordml" xmlns:w15="http://schemas.microsoft.com/office/word/2012/wordml" xmlns:w16cei="http://schemas.microsoft.com/office/word/2026/wordml/cei" xmlns:w16cex="http://schemas.microsoft.com/office/word/2018/wordml/cex" xmlns:w16cid="http://schemas.microsoft.com/office/word/2016/wordml/cid" xmlns:w16="http://schemas.microsoft.com/office/word/2018/wordml" xmlns:w16du="http://schemas.microsoft.com/office/word/2023/wordml/word16du" xmlns:w16sdtdh="http://schemas.microsoft.com/office/word/2020/wordml/sdtdatahash" xmlns:w16sdtfl="http://schemas.microsoft.com/office/word/2024/wordml/sdtformatlock" xmlns:w16se="http://schemas.microsoft.com/office/word/2015/wordml/symex" xmlns:wpg="http://schemas.microsoft.com/office/word/2010/wordprocessingGroup" xmlns:wpi="http://schemas.microsoft.com/office/word/2010/wordprocessingInk" xmlns:wne="http://schemas.microsoft.com/office/word/2006/wordml" xmlns:wps="http://schemas.microsoft.com/office/word/2010/wordprocessingShape" mc:Ignorable="w14 w15 w16se w16cid w16 w16cex w16sdtdh w16sdtfl w16du wp14">
   <w:p>
     <w:pPr>
       <w:pStyle w:val="Encabezado"/>
@@ -2122,7 +2116,7 @@
 </file>
 
 <file path=word/header2.xml><?xml version="1.0" encoding="utf-8"?>
-<w:hdr xmlns:wpc="http://schemas.microsoft.com/office/word/2010/wordprocessingCanvas" xmlns:cx="http://schemas.microsoft.com/office/drawing/2014/chartex" xmlns:cx1="http://schemas.microsoft.com/office/drawing/2015/9/8/chartex" xmlns:cx2="http://schemas.microsoft.com/office/drawing/2015/10/21/chartex" xmlns:cx3="http://schemas.microsoft.com/office/drawing/2016/5/9/chartex" xmlns:cx4="http://schemas.microsoft.com/office/drawing/2016/5/10/chartex" xmlns:cx5="http://schemas.microsoft.com/office/drawing/2016/5/11/chartex" xmlns:cx6="http://schemas.microsoft.com/office/drawing/2016/5/12/chartex" xmlns:cx7="http://schemas.microsoft.com/office/drawing/2016/5/13/chartex" xmlns:cx8="http://schemas.microsoft.com/office/drawing/2016/5/14/chartex" xmlns:mc="http://schemas.openxmlformats.org/markup-compatibility/2006" xmlns:aink="http://schemas.microsoft.com/office/drawing/2016/ink" xmlns:am3d="http://schemas.microsoft.com/office/drawing/2017/model3d" xmlns:o="urn:schemas-microsoft-com:office:office" xmlns:oel="http://schemas.microsoft.com/office/2019/extlst" xmlns:r="http://schemas.openxmlformats.org/officeDocument/2006/relationships" xmlns:m="http://schemas.openxmlformats.org/officeDocument/2006/math" xmlns:v="urn:schemas-microsoft-com:vml" xmlns:wp14="http://schemas.microsoft.com/office/word/2010/wordprocessingDrawing" xmlns:wp="http://schemas.openxmlformats.org/drawingml/2006/wordprocessingDrawing" xmlns:w10="urn:schemas-microsoft-com:office:word" xmlns:w="http://schemas.openxmlformats.org/wordprocessingml/2006/main" xmlns:w14="http://schemas.microsoft.com/office/word/2010/wordml" xmlns:w15="http://schemas.microsoft.com/office/word/2012/wordml" xmlns:w16cex="http://schemas.microsoft.com/office/word/2018/wordml/cex" xmlns:w16cid="http://schemas.microsoft.com/office/word/2016/wordml/cid" xmlns:w16="http://schemas.microsoft.com/office/word/2018/wordml" xmlns:w16du="http://schemas.microsoft.com/office/word/2023/wordml/word16du" xmlns:w16sdtdh="http://schemas.microsoft.com/office/word/2020/wordml/sdtdatahash" xmlns:w16sdtfl="http://schemas.microsoft.com/office/word/2024/wordml/sdtformatlock" xmlns:w16se="http://schemas.microsoft.com/office/word/2015/wordml/symex" xmlns:wpg="http://schemas.microsoft.com/office/word/2010/wordprocessingGroup" xmlns:wpi="http://schemas.microsoft.com/office/word/2010/wordprocessingInk" xmlns:wne="http://schemas.microsoft.com/office/word/2006/wordml" xmlns:wps="http://schemas.microsoft.com/office/word/2010/wordprocessingShape" mc:Ignorable="w14 w15 w16se w16cid w16 w16cex w16sdtdh w16sdtfl w16du wp14">
+<w:hdr xmlns:wpc="http://schemas.microsoft.com/office/word/2010/wordprocessingCanvas" xmlns:cx="http://schemas.microsoft.com/office/drawing/2014/chartex" xmlns:cx1="http://schemas.microsoft.com/office/drawing/2015/9/8/chartex" xmlns:cx2="http://schemas.microsoft.com/office/drawing/2015/10/21/chartex" xmlns:cx3="http://schemas.microsoft.com/office/drawing/2016/5/9/chartex" xmlns:cx4="http://schemas.microsoft.com/office/drawing/2016/5/10/chartex" xmlns:cx5="http://schemas.microsoft.com/office/drawing/2016/5/11/chartex" xmlns:cx6="http://schemas.microsoft.com/office/drawing/2016/5/12/chartex" xmlns:cx7="http://schemas.microsoft.com/office/drawing/2016/5/13/chartex" xmlns:cx8="http://schemas.microsoft.com/office/drawing/2016/5/14/chartex" xmlns:mc="http://schemas.openxmlformats.org/markup-compatibility/2006" xmlns:aink="http://schemas.microsoft.com/office/drawing/2016/ink" xmlns:am3d="http://schemas.microsoft.com/office/drawing/2017/model3d" xmlns:o="urn:schemas-microsoft-com:office:office" xmlns:oel="http://schemas.microsoft.com/office/2019/extlst" xmlns:r="http://schemas.openxmlformats.org/officeDocument/2006/relationships" xmlns:m="http://schemas.openxmlformats.org/officeDocument/2006/math" xmlns:v="urn:schemas-microsoft-com:vml" xmlns:wp14="http://schemas.microsoft.com/office/word/2010/wordprocessingDrawing" xmlns:wp="http://schemas.openxmlformats.org/drawingml/2006/wordprocessingDrawing" xmlns:w10="urn:schemas-microsoft-com:office:word" xmlns:w="http://schemas.openxmlformats.org/wordprocessingml/2006/main" xmlns:w14="http://schemas.microsoft.com/office/word/2010/wordml" xmlns:w15="http://schemas.microsoft.com/office/word/2012/wordml" xmlns:w16cei="http://schemas.microsoft.com/office/word/2026/wordml/cei" xmlns:w16cex="http://schemas.microsoft.com/office/word/2018/wordml/cex" xmlns:w16cid="http://schemas.microsoft.com/office/word/2016/wordml/cid" xmlns:w16="http://schemas.microsoft.com/office/word/2018/wordml" xmlns:w16du="http://schemas.microsoft.com/office/word/2023/wordml/word16du" xmlns:w16sdtdh="http://schemas.microsoft.com/office/word/2020/wordml/sdtdatahash" xmlns:w16sdtfl="http://schemas.microsoft.com/office/word/2024/wordml/sdtformatlock" xmlns:w16se="http://schemas.microsoft.com/office/word/2015/wordml/symex" xmlns:wpg="http://schemas.microsoft.com/office/word/2010/wordprocessingGroup" xmlns:wpi="http://schemas.microsoft.com/office/word/2010/wordprocessingInk" xmlns:wne="http://schemas.microsoft.com/office/word/2006/wordml" xmlns:wps="http://schemas.microsoft.com/office/word/2010/wordprocessingShape" mc:Ignorable="w14 w15 w16se w16cid w16 w16cex w16sdtdh w16sdtfl w16du wp14">
   <w:tbl>
     <w:tblPr>
       <w:tblW w:w="3170" w:type="dxa"/>
@@ -2160,21 +2154,22 @@
     </w:pPr>
     <w:r>
       <w:rPr>
+        <w:rFonts w:ascii="Arial" w:hAnsi="Arial" w:cs="Arial"/>
         <w:noProof/>
       </w:rPr>
       <mc:AlternateContent>
         <mc:Choice Requires="wpg">
           <w:drawing>
-            <wp:anchor distT="0" distB="0" distL="114300" distR="114300" simplePos="0" relativeHeight="251678720" behindDoc="0" locked="0" layoutInCell="1" allowOverlap="1" wp14:anchorId="45A0E0DA" wp14:editId="7AFEE108">
+            <wp:anchor distT="0" distB="0" distL="114300" distR="114300" simplePos="0" relativeHeight="251678720" behindDoc="0" locked="0" layoutInCell="1" allowOverlap="1" wp14:anchorId="45A0E0DA" wp14:editId="7E8D7BD2">
               <wp:simplePos x="0" y="0"/>
               <wp:positionH relativeFrom="margin">
-                <wp:posOffset>-86664</wp:posOffset>
+                <wp:posOffset>-87712</wp:posOffset>
               </wp:positionH>
               <wp:positionV relativeFrom="paragraph">
-                <wp:posOffset>-513080</wp:posOffset>
+                <wp:posOffset>-514847</wp:posOffset>
               </wp:positionV>
-              <wp:extent cx="3159760" cy="754380"/>
-              <wp:effectExtent l="0" t="0" r="21590" b="26670"/>
+              <wp:extent cx="3571592" cy="754380"/>
+              <wp:effectExtent l="0" t="0" r="10160" b="26670"/>
               <wp:wrapNone/>
               <wp:docPr id="1574946134" name="Grupo 39"/>
               <wp:cNvGraphicFramePr/>
@@ -2185,7 +2180,7 @@
                     <wpg:grpSpPr>
                       <a:xfrm>
                         <a:off x="0" y="0"/>
-                        <a:ext cx="3159760" cy="754380"/>
+                        <a:ext cx="3571592" cy="754380"/>
                         <a:chOff x="0" y="0"/>
                         <a:chExt cx="3159760" cy="754380"/>
                       </a:xfrm>
@@ -2270,16 +2265,28 @@
                             <w:p>
                               <w:pPr>
                                 <w:pStyle w:val="Sinespaciado"/>
+                                <w:rPr>
+                                  <w:rFonts w:ascii="Arial" w:hAnsi="Arial" w:cs="Arial"/>
+                                </w:rPr>
                               </w:pPr>
                               <w:r>
+                                <w:rPr>
+                                  <w:rFonts w:ascii="Arial" w:hAnsi="Arial" w:cs="Arial"/>
+                                </w:rPr>
                                 <w:t>Grupo Ecolimp E.I.R.L.</w:t>
                               </w:r>
                             </w:p>
                             <w:p>
                               <w:pPr>
                                 <w:pStyle w:val="Sinespaciado"/>
+                                <w:rPr>
+                                  <w:rFonts w:ascii="Arial" w:hAnsi="Arial" w:cs="Arial"/>
+                                </w:rPr>
                               </w:pPr>
                               <w:r>
+                                <w:rPr>
+                                  <w:rFonts w:ascii="Arial" w:hAnsi="Arial" w:cs="Arial"/>
+                                </w:rPr>
                                 <w:t>RUC: 20611043873</w:t>
                               </w:r>
                             </w:p>
@@ -2328,8 +2335,8 @@
                       <wps:cNvSpPr txBox="1"/>
                       <wps:spPr>
                         <a:xfrm>
-                          <a:off x="127000" y="571500"/>
-                          <a:ext cx="1470660" cy="182880"/>
+                          <a:off x="60071" y="571500"/>
+                          <a:ext cx="1593571" cy="182880"/>
                         </a:xfrm>
                         <a:prstGeom prst="roundRect">
                           <a:avLst>
@@ -2353,6 +2360,7 @@
                             <w:pPr>
                               <w:pStyle w:val="Sinespaciado"/>
                               <w:rPr>
+                                <w:rFonts w:ascii="Arial" w:hAnsi="Arial" w:cs="Arial"/>
                                 <w:b/>
                                 <w:bCs/>
                                 <w:color w:val="2F5496" w:themeColor="accent1" w:themeShade="BF"/>
@@ -2362,6 +2370,7 @@
                             </w:pPr>
                             <w:r>
                               <w:rPr>
+                                <w:rFonts w:ascii="Arial" w:hAnsi="Arial" w:cs="Arial"/>
                                 <w:b/>
                                 <w:bCs/>
                                 <w:color w:val="2F5496" w:themeColor="accent1" w:themeShade="BF"/>
@@ -2383,12 +2392,15 @@
                   </wpg:wgp>
                 </a:graphicData>
               </a:graphic>
+              <wp14:sizeRelH relativeFrom="margin">
+                <wp14:pctWidth>0</wp14:pctWidth>
+              </wp14:sizeRelH>
             </wp:anchor>
           </w:drawing>
         </mc:Choice>
         <mc:Fallback>
           <w:pict>
-            <v:group w14:anchorId="45A0E0DA" id="Grupo 39" o:spid="_x0000_s1026" style="position:absolute;margin-left:-6.8pt;margin-top:-40.4pt;width:248.8pt;height:59.4pt;z-index:251678720;mso-position-horizontal-relative:margin" coordsize="31597,7543" o:gfxdata="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">
+            <v:group w14:anchorId="45A0E0DA" id="Grupo 39" o:spid="_x0000_s1026" style="position:absolute;margin-left:-6.9pt;margin-top:-40.55pt;width:281.25pt;height:59.4pt;z-index:251678720;mso-position-horizontal-relative:margin;mso-width-relative:margin" coordsize="31597,7543" o:gfxdata="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">
               <v:group id="Grupo 2" o:spid="_x0000_s1027" style="position:absolute;width:31597;height:7219" coordorigin="-79" coordsize="31600,7223" o:gfxdata="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">
                 <v:shapetype id="_x0000_t75" coordsize="21600,21600" o:spt="75" o:preferrelative="t" path="m@4@5l@4@11@9@11@9@5xe" filled="f" stroked="f">
                   <v:stroke joinstyle="miter"/>
@@ -2422,16 +2434,28 @@
                       <w:p>
                         <w:pPr>
                           <w:pStyle w:val="Sinespaciado"/>
+                          <w:rPr>
+                            <w:rFonts w:ascii="Arial" w:hAnsi="Arial" w:cs="Arial"/>
+                          </w:rPr>
                         </w:pPr>
                         <w:r>
+                          <w:rPr>
+                            <w:rFonts w:ascii="Arial" w:hAnsi="Arial" w:cs="Arial"/>
+                          </w:rPr>
                           <w:t>Grupo Ecolimp E.I.R.L.</w:t>
                         </w:r>
                       </w:p>
                       <w:p>
                         <w:pPr>
                           <w:pStyle w:val="Sinespaciado"/>
+                          <w:rPr>
+                            <w:rFonts w:ascii="Arial" w:hAnsi="Arial" w:cs="Arial"/>
+                          </w:rPr>
                         </w:pPr>
                         <w:r>
+                          <w:rPr>
+                            <w:rFonts w:ascii="Arial" w:hAnsi="Arial" w:cs="Arial"/>
+                          </w:rPr>
                           <w:t>RUC: 20611043873</w:t>
                         </w:r>
                       </w:p>
@@ -2442,13 +2466,14 @@
                   <v:stroke joinstyle="miter"/>
                 </v:line>
               </v:group>
-              <v:roundrect id="Cuadro de texto 38" o:spid="_x0000_s1031" style="position:absolute;left:1270;top:5715;width:14706;height:1828;visibility:visible;mso-wrap-style:square;v-text-anchor:top" arcsize="11966f" o:gfxdata="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" fillcolor="white [3201]" strokecolor="#2f5496 [2404]">
+              <v:roundrect id="Cuadro de texto 38" o:spid="_x0000_s1031" style="position:absolute;left:600;top:5715;width:15936;height:1828;visibility:visible;mso-wrap-style:square;v-text-anchor:top" arcsize="11966f" o:gfxdata="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" fillcolor="white [3201]" strokecolor="#2f5496 [2404]">
                 <v:textbox>
                   <w:txbxContent>
                     <w:p>
                       <w:pPr>
                         <w:pStyle w:val="Sinespaciado"/>
                         <w:rPr>
+                          <w:rFonts w:ascii="Arial" w:hAnsi="Arial" w:cs="Arial"/>
                           <w:b/>
                           <w:bCs/>
                           <w:color w:val="2F5496" w:themeColor="accent1" w:themeShade="BF"/>
@@ -2458,6 +2483,7 @@
                       </w:pPr>
                       <w:r>
                         <w:rPr>
+                          <w:rFonts w:ascii="Arial" w:hAnsi="Arial" w:cs="Arial"/>
                           <w:b/>
                           <w:bCs/>
                           <w:color w:val="2F5496" w:themeColor="accent1" w:themeShade="BF"/>
@@ -2516,7 +2542,7 @@
 </file>
 
 <file path=word/header3.xml><?xml version="1.0" encoding="utf-8"?>
-<w:hdr xmlns:wpc="http://schemas.microsoft.com/office/word/2010/wordprocessingCanvas" xmlns:cx="http://schemas.microsoft.com/office/drawing/2014/chartex" xmlns:cx1="http://schemas.microsoft.com/office/drawing/2015/9/8/chartex" xmlns:cx2="http://schemas.microsoft.com/office/drawing/2015/10/21/chartex" xmlns:cx3="http://schemas.microsoft.com/office/drawing/2016/5/9/chartex" xmlns:cx4="http://schemas.microsoft.com/office/drawing/2016/5/10/chartex" xmlns:cx5="http://schemas.microsoft.com/office/drawing/2016/5/11/chartex" xmlns:cx6="http://schemas.microsoft.com/office/drawing/2016/5/12/chartex" xmlns:cx7="http://schemas.microsoft.com/office/drawing/2016/5/13/chartex" xmlns:cx8="http://schemas.microsoft.com/office/drawing/2016/5/14/chartex" xmlns:mc="http://schemas.openxmlformats.org/markup-compatibility/2006" xmlns:aink="http://schemas.microsoft.com/office/drawing/2016/ink" xmlns:am3d="http://schemas.microsoft.com/office/drawing/2017/model3d" xmlns:o="urn:schemas-microsoft-com:office:office" xmlns:oel="http://schemas.microsoft.com/office/2019/extlst" xmlns:r="http://schemas.openxmlformats.org/officeDocument/2006/relationships" xmlns:m="http://schemas.openxmlformats.org/officeDocument/2006/math" xmlns:v="urn:schemas-microsoft-com:vml" xmlns:wp14="http://schemas.microsoft.com/office/word/2010/wordprocessingDrawing" xmlns:wp="http://schemas.openxmlformats.org/drawingml/2006/wordprocessingDrawing" xmlns:w10="urn:schemas-microsoft-com:office:word" xmlns:w="http://schemas.openxmlformats.org/wordprocessingml/2006/main" xmlns:w14="http://schemas.microsoft.com/office/word/2010/wordml" xmlns:w15="http://schemas.microsoft.com/office/word/2012/wordml" xmlns:w16cex="http://schemas.microsoft.com/office/word/2018/wordml/cex" xmlns:w16cid="http://schemas.microsoft.com/office/word/2016/wordml/cid" xmlns:w16="http://schemas.microsoft.com/office/word/2018/wordml" xmlns:w16du="http://schemas.microsoft.com/office/word/2023/wordml/word16du" xmlns:w16sdtdh="http://schemas.microsoft.com/office/word/2020/wordml/sdtdatahash" xmlns:w16sdtfl="http://schemas.microsoft.com/office/word/2024/wordml/sdtformatlock" xmlns:w16se="http://schemas.microsoft.com/office/word/2015/wordml/symex" xmlns:wpg="http://schemas.microsoft.com/office/word/2010/wordprocessingGroup" xmlns:wpi="http://schemas.microsoft.com/office/word/2010/wordprocessingInk" xmlns:wne="http://schemas.microsoft.com/office/word/2006/wordml" xmlns:wps="http://schemas.microsoft.com/office/word/2010/wordprocessingShape" mc:Ignorable="w14 w15 w16se w16cid w16 w16cex w16sdtdh w16sdtfl w16du wp14">
+<w:hdr xmlns:wpc="http://schemas.microsoft.com/office/word/2010/wordprocessingCanvas" xmlns:cx="http://schemas.microsoft.com/office/drawing/2014/chartex" xmlns:cx1="http://schemas.microsoft.com/office/drawing/2015/9/8/chartex" xmlns:cx2="http://schemas.microsoft.com/office/drawing/2015/10/21/chartex" xmlns:cx3="http://schemas.microsoft.com/office/drawing/2016/5/9/chartex" xmlns:cx4="http://schemas.microsoft.com/office/drawing/2016/5/10/chartex" xmlns:cx5="http://schemas.microsoft.com/office/drawing/2016/5/11/chartex" xmlns:cx6="http://schemas.microsoft.com/office/drawing/2016/5/12/chartex" xmlns:cx7="http://schemas.microsoft.com/office/drawing/2016/5/13/chartex" xmlns:cx8="http://schemas.microsoft.com/office/drawing/2016/5/14/chartex" xmlns:mc="http://schemas.openxmlformats.org/markup-compatibility/2006" xmlns:aink="http://schemas.microsoft.com/office/drawing/2016/ink" xmlns:am3d="http://schemas.microsoft.com/office/drawing/2017/model3d" xmlns:o="urn:schemas-microsoft-com:office:office" xmlns:oel="http://schemas.microsoft.com/office/2019/extlst" xmlns:r="http://schemas.openxmlformats.org/officeDocument/2006/relationships" xmlns:m="http://schemas.openxmlformats.org/officeDocument/2006/math" xmlns:v="urn:schemas-microsoft-com:vml" xmlns:wp14="http://schemas.microsoft.com/office/word/2010/wordprocessingDrawing" xmlns:wp="http://schemas.openxmlformats.org/drawingml/2006/wordprocessingDrawing" xmlns:w10="urn:schemas-microsoft-com:office:word" xmlns:w="http://schemas.openxmlformats.org/wordprocessingml/2006/main" xmlns:w14="http://schemas.microsoft.com/office/word/2010/wordml" xmlns:w15="http://schemas.microsoft.com/office/word/2012/wordml" xmlns:w16cei="http://schemas.microsoft.com/office/word/2026/wordml/cei" xmlns:w16cex="http://schemas.microsoft.com/office/word/2018/wordml/cex" xmlns:w16cid="http://schemas.microsoft.com/office/word/2016/wordml/cid" xmlns:w16="http://schemas.microsoft.com/office/word/2018/wordml" xmlns:w16du="http://schemas.microsoft.com/office/word/2023/wordml/word16du" xmlns:w16sdtdh="http://schemas.microsoft.com/office/word/2020/wordml/sdtdatahash" xmlns:w16sdtfl="http://schemas.microsoft.com/office/word/2024/wordml/sdtformatlock" xmlns:w16se="http://schemas.microsoft.com/office/word/2015/wordml/symex" xmlns:wpg="http://schemas.microsoft.com/office/word/2010/wordprocessingGroup" xmlns:wpi="http://schemas.microsoft.com/office/word/2010/wordprocessingInk" xmlns:wne="http://schemas.microsoft.com/office/word/2006/wordml" xmlns:wps="http://schemas.microsoft.com/office/word/2010/wordprocessingShape" mc:Ignorable="w14 w15 w16se w16cid w16 w16cex w16sdtdh w16sdtfl w16du wp14">
   <w:p>
     <w:pPr>
       <w:pStyle w:val="Encabezado"/>
@@ -2556,7 +2582,7 @@
 </file>
 
 <file path=word/numbering.xml><?xml version="1.0" encoding="utf-8"?>
-<w:numbering xmlns:wpc="http://schemas.microsoft.com/office/word/2010/wordprocessingCanvas" xmlns:cx="http://schemas.microsoft.com/office/drawing/2014/chartex" xmlns:cx1="http://schemas.microsoft.com/office/drawing/2015/9/8/chartex" xmlns:cx2="http://schemas.microsoft.com/office/drawing/2015/10/21/chartex" xmlns:cx3="http://schemas.microsoft.com/office/drawing/2016/5/9/chartex" xmlns:cx4="http://schemas.microsoft.com/office/drawing/2016/5/10/chartex" xmlns:cx5="http://schemas.microsoft.com/office/drawing/2016/5/11/chartex" xmlns:cx6="http://schemas.microsoft.com/office/drawing/2016/5/12/chartex" xmlns:cx7="http://schemas.microsoft.com/office/drawing/2016/5/13/chartex" xmlns:cx8="http://schemas.microsoft.com/office/drawing/2016/5/14/chartex" xmlns:mc="http://schemas.openxmlformats.org/markup-compatibility/2006" xmlns:aink="http://schemas.microsoft.com/office/drawing/2016/ink" xmlns:am3d="http://schemas.microsoft.com/office/drawing/2017/model3d" xmlns:o="urn:schemas-microsoft-com:office:office" xmlns:oel="http://schemas.microsoft.com/office/2019/extlst" xmlns:r="http://schemas.openxmlformats.org/officeDocument/2006/relationships" xmlns:m="http://schemas.openxmlformats.org/officeDocument/2006/math" xmlns:v="urn:schemas-microsoft-com:vml" xmlns:wp14="http://schemas.microsoft.com/office/word/2010/wordprocessingDrawing" xmlns:wp="http://schemas.openxmlformats.org/drawingml/2006/wordprocessingDrawing" xmlns:w10="urn:schemas-microsoft-com:office:word" xmlns:w="http://schemas.openxmlformats.org/wordprocessingml/2006/main" xmlns:w14="http://schemas.microsoft.com/office/word/2010/wordml" xmlns:w15="http://schemas.microsoft.com/office/word/2012/wordml" xmlns:w16cex="http://schemas.microsoft.com/office/word/2018/wordml/cex" xmlns:w16cid="http://schemas.microsoft.com/office/word/2016/wordml/cid" xmlns:w16="http://schemas.microsoft.com/office/word/2018/wordml" xmlns:w16du="http://schemas.microsoft.com/office/word/2023/wordml/word16du" xmlns:w16sdtdh="http://schemas.microsoft.com/office/word/2020/wordml/sdtdatahash" xmlns:w16sdtfl="http://schemas.microsoft.com/office/word/2024/wordml/sdtformatlock" xmlns:w16se="http://schemas.microsoft.com/office/word/2015/wordml/symex" xmlns:wpg="http://schemas.microsoft.com/office/word/2010/wordprocessingGroup" xmlns:wpi="http://schemas.microsoft.com/office/word/2010/wordprocessingInk" xmlns:wne="http://schemas.microsoft.com/office/word/2006/wordml" xmlns:wps="http://schemas.microsoft.com/office/word/2010/wordprocessingShape" mc:Ignorable="w14 w15 w16se w16cid w16 w16cex w16sdtdh w16sdtfl w16du wp14">
+<w:numbering xmlns:wpc="http://schemas.microsoft.com/office/word/2010/wordprocessingCanvas" xmlns:cx="http://schemas.microsoft.com/office/drawing/2014/chartex" xmlns:cx1="http://schemas.microsoft.com/office/drawing/2015/9/8/chartex" xmlns:cx2="http://schemas.microsoft.com/office/drawing/2015/10/21/chartex" xmlns:cx3="http://schemas.microsoft.com/office/drawing/2016/5/9/chartex" xmlns:cx4="http://schemas.microsoft.com/office/drawing/2016/5/10/chartex" xmlns:cx5="http://schemas.microsoft.com/office/drawing/2016/5/11/chartex" xmlns:cx6="http://schemas.microsoft.com/office/drawing/2016/5/12/chartex" xmlns:cx7="http://schemas.microsoft.com/office/drawing/2016/5/13/chartex" xmlns:cx8="http://schemas.microsoft.com/office/drawing/2016/5/14/chartex" xmlns:mc="http://schemas.openxmlformats.org/markup-compatibility/2006" xmlns:aink="http://schemas.microsoft.com/office/drawing/2016/ink" xmlns:am3d="http://schemas.microsoft.com/office/drawing/2017/model3d" xmlns:o="urn:schemas-microsoft-com:office:office" xmlns:oel="http://schemas.microsoft.com/office/2019/extlst" xmlns:r="http://schemas.openxmlformats.org/officeDocument/2006/relationships" xmlns:m="http://schemas.openxmlformats.org/officeDocument/2006/math" xmlns:v="urn:schemas-microsoft-com:vml" xmlns:wp14="http://schemas.microsoft.com/office/word/2010/wordprocessingDrawing" xmlns:wp="http://schemas.openxmlformats.org/drawingml/2006/wordprocessingDrawing" xmlns:w10="urn:schemas-microsoft-com:office:word" xmlns:w="http://schemas.openxmlformats.org/wordprocessingml/2006/main" xmlns:w14="http://schemas.microsoft.com/office/word/2010/wordml" xmlns:w15="http://schemas.microsoft.com/office/word/2012/wordml" xmlns:w16cei="http://schemas.microsoft.com/office/word/2026/wordml/cei" xmlns:w16cex="http://schemas.microsoft.com/office/word/2018/wordml/cex" xmlns:w16cid="http://schemas.microsoft.com/office/word/2016/wordml/cid" xmlns:w16="http://schemas.microsoft.com/office/word/2018/wordml" xmlns:w16du="http://schemas.microsoft.com/office/word/2023/wordml/word16du" xmlns:w16sdtdh="http://schemas.microsoft.com/office/word/2020/wordml/sdtdatahash" xmlns:w16sdtfl="http://schemas.microsoft.com/office/word/2024/wordml/sdtformatlock" xmlns:w16se="http://schemas.microsoft.com/office/word/2015/wordml/symex" xmlns:wpg="http://schemas.microsoft.com/office/word/2010/wordprocessingGroup" xmlns:wpi="http://schemas.microsoft.com/office/word/2010/wordprocessingInk" xmlns:wne="http://schemas.microsoft.com/office/word/2006/wordml" xmlns:wps="http://schemas.microsoft.com/office/word/2010/wordprocessingShape" mc:Ignorable="w14 w15 w16se w16cid w16 w16cex w16sdtdh w16sdtfl w16du wp14">
   <w:numPicBullet w:numPicBulletId="0">
     <w:pict>
       <v:shapetype id="_x0000_t75" coordsize="21600,21600" o:spt="75" o:preferrelative="t" path="m@4@5l@4@11@9@11@9@5xe" filled="f" stroked="f">
@@ -2585,7 +2611,7 @@
   </w:numPicBullet>
   <w:numPicBullet w:numPicBulletId="1">
     <w:pict>
-      <v:shape id="Imagen 7" o:spid="_x0000_i1026" type="#_x0000_t75" alt="Icono de Sitio web Generic Flat Gradient | Freepik" style="width:384.4pt;height:384.4pt;flip:x;visibility:visible;mso-wrap-style:square" o:bullet="t">
+      <v:shape id="Imagen 7" o:spid="_x0000_i1026" type="#_x0000_t75" alt="Icono de Sitio web Generic Flat Gradient | Freepik" style="width:384.25pt;height:384.25pt;flip:x;visibility:visible;mso-wrap-style:square" o:bullet="t">
         <v:imagedata r:id="rId2" o:title="Icono de Sitio web Generic Flat Gradient | Freepik"/>
       </v:shape>
     </w:pict>
